--- a/CAP776-MinorProject1Report.docx
+++ b/CAP776-MinorProject1Report.docx
@@ -203,18 +203,14 @@
             <w:pPr>
               <w:spacing w:after="0" w:line="240" w:lineRule="auto"/>
               <w:rPr>
-                <w:rFonts w:hint="default"/>
                 <w:sz w:val="28"/>
                 <w:szCs w:val="36"/>
-                <w:lang w:val="en-US"/>
               </w:rPr>
             </w:pPr>
             <w:r>
               <w:rPr>
-                <w:rFonts w:hint="default"/>
                 <w:sz w:val="28"/>
                 <w:szCs w:val="36"/>
-                <w:lang w:val="en-US"/>
               </w:rPr>
               <w:t>Japneet Kaur</w:t>
             </w:r>
@@ -273,18 +269,14 @@
             <w:pPr>
               <w:spacing w:after="0" w:line="240" w:lineRule="auto"/>
               <w:rPr>
-                <w:rFonts w:hint="default"/>
                 <w:sz w:val="28"/>
                 <w:szCs w:val="36"/>
-                <w:lang w:val="en-US"/>
               </w:rPr>
             </w:pPr>
             <w:r>
               <w:rPr>
-                <w:rFonts w:hint="default"/>
                 <w:sz w:val="28"/>
                 <w:szCs w:val="36"/>
-                <w:lang w:val="en-US"/>
               </w:rPr>
               <w:t>12620182/63</w:t>
             </w:r>
@@ -351,12 +343,19 @@
             </w:pPr>
             <w:r>
               <w:rPr>
+                <w:sz w:val="28"/>
+                <w:szCs w:val="36"/>
+              </w:rPr>
+              <w:t xml:space="preserve">MCA Core / </w:t>
+            </w:r>
+            <w:r>
+              <w:rPr>
                 <w:rFonts w:hint="default"/>
                 <w:sz w:val="28"/>
                 <w:szCs w:val="36"/>
                 <w:lang w:val="en-US"/>
               </w:rPr>
-              <w:t>MCA Core / group 2</w:t>
+              <w:t>D1P2634</w:t>
             </w:r>
           </w:p>
         </w:tc>
@@ -413,27 +412,66 @@
             <w:pPr>
               <w:spacing w:after="0" w:line="240" w:lineRule="auto"/>
               <w:rPr>
+                <w:sz w:val="28"/>
+                <w:szCs w:val="36"/>
+              </w:rPr>
+            </w:pPr>
+            <w:r>
+              <w:rPr>
+                <w:sz w:val="28"/>
+                <w:szCs w:val="36"/>
+              </w:rPr>
+              <w:t>13</w:t>
+            </w:r>
+            <w:r>
+              <w:rPr>
+                <w:rFonts w:hint="default"/>
+                <w:sz w:val="28"/>
+                <w:szCs w:val="36"/>
+                <w:vertAlign w:val="superscript"/>
+                <w:lang w:val="en-US"/>
+              </w:rPr>
+              <w:t xml:space="preserve">th </w:t>
+            </w:r>
+            <w:r>
+              <w:rPr>
+                <w:sz w:val="28"/>
+                <w:szCs w:val="36"/>
+              </w:rPr>
+              <w:t>August 2026 to 21</w:t>
+            </w:r>
+            <w:r>
+              <w:rPr>
+                <w:rFonts w:hint="default"/>
+                <w:sz w:val="28"/>
+                <w:szCs w:val="36"/>
+                <w:vertAlign w:val="superscript"/>
+                <w:lang w:val="en-US"/>
+              </w:rPr>
+              <w:t>st</w:t>
+            </w:r>
+            <w:r>
+              <w:rPr>
+                <w:sz w:val="28"/>
+                <w:szCs w:val="36"/>
+              </w:rPr>
+              <w:t xml:space="preserve"> </w:t>
+            </w:r>
+            <w:r>
+              <w:rPr>
                 <w:rFonts w:hint="default"/>
                 <w:sz w:val="28"/>
                 <w:szCs w:val="36"/>
                 <w:lang w:val="en-US"/>
               </w:rPr>
-            </w:pPr>
+              <w:t>S</w:t>
+            </w:r>
             <w:r>
               <w:rPr>
                 <w:sz w:val="28"/>
                 <w:szCs w:val="36"/>
               </w:rPr>
-              <w:t xml:space="preserve">13 August 2026 to </w:t>
-            </w:r>
-            <w:r>
-              <w:rPr>
-                <w:rFonts w:hint="default"/>
-                <w:sz w:val="28"/>
-                <w:szCs w:val="36"/>
-                <w:lang w:val="en-US"/>
-              </w:rPr>
-              <w:t>21 september 2026</w:t>
+              <w:t>eptember 2026</w:t>
             </w:r>
           </w:p>
         </w:tc>
@@ -498,12 +536,29 @@
             </w:pPr>
             <w:r>
               <w:rPr>
+                <w:sz w:val="28"/>
+                <w:szCs w:val="36"/>
+              </w:rPr>
+              <w:t>28</w:t>
+            </w:r>
+            <w:r>
+              <w:rPr>
+                <w:rFonts w:hint="default"/>
+                <w:sz w:val="28"/>
+                <w:szCs w:val="36"/>
+                <w:vertAlign w:val="superscript"/>
+                <w:lang w:val="en-US"/>
+              </w:rPr>
+              <w:t>th</w:t>
+            </w:r>
+            <w:r>
+              <w:rPr>
                 <w:rFonts w:hint="default"/>
                 <w:sz w:val="28"/>
                 <w:szCs w:val="36"/>
                 <w:lang w:val="en-US"/>
               </w:rPr>
-              <w:t>28/9/2026</w:t>
+              <w:t xml:space="preserve"> September 2026</w:t>
             </w:r>
           </w:p>
         </w:tc>
@@ -664,18 +719,14 @@
             <w:pPr>
               <w:spacing w:after="0" w:line="240" w:lineRule="auto"/>
               <w:rPr>
-                <w:rFonts w:hint="default"/>
                 <w:sz w:val="24"/>
                 <w:szCs w:val="36"/>
-                <w:lang w:val="en-US"/>
               </w:rPr>
             </w:pPr>
             <w:r>
               <w:rPr>
-                <w:rFonts w:hint="default"/>
                 <w:sz w:val="24"/>
                 <w:szCs w:val="36"/>
-                <w:lang w:val="en-US"/>
               </w:rPr>
               <w:t>40</w:t>
             </w:r>
@@ -734,18 +785,14 @@
             <w:pPr>
               <w:spacing w:after="0" w:line="240" w:lineRule="auto"/>
               <w:rPr>
-                <w:rFonts w:hint="default"/>
                 <w:sz w:val="24"/>
                 <w:szCs w:val="36"/>
-                <w:lang w:val="en-US"/>
               </w:rPr>
             </w:pPr>
             <w:r>
               <w:rPr>
-                <w:rFonts w:hint="default"/>
                 <w:sz w:val="24"/>
                 <w:szCs w:val="36"/>
-                <w:lang w:val="en-US"/>
               </w:rPr>
               <w:t>34</w:t>
             </w:r>
@@ -804,18 +851,14 @@
             <w:pPr>
               <w:spacing w:after="0" w:line="240" w:lineRule="auto"/>
               <w:rPr>
-                <w:rFonts w:hint="default"/>
                 <w:sz w:val="24"/>
                 <w:szCs w:val="36"/>
-                <w:lang w:val="en-US"/>
               </w:rPr>
             </w:pPr>
             <w:r>
               <w:rPr>
-                <w:rFonts w:hint="default"/>
                 <w:sz w:val="24"/>
                 <w:szCs w:val="36"/>
-                <w:lang w:val="en-US"/>
               </w:rPr>
               <w:t>6</w:t>
             </w:r>
@@ -874,18 +917,14 @@
             <w:pPr>
               <w:spacing w:after="0" w:line="240" w:lineRule="auto"/>
               <w:rPr>
-                <w:rFonts w:hint="default"/>
                 <w:sz w:val="24"/>
                 <w:szCs w:val="36"/>
-                <w:lang w:val="en-US"/>
               </w:rPr>
             </w:pPr>
             <w:r>
               <w:rPr>
-                <w:rFonts w:hint="default"/>
                 <w:sz w:val="24"/>
                 <w:szCs w:val="36"/>
-                <w:lang w:val="en-US"/>
               </w:rPr>
               <w:t>0</w:t>
             </w:r>
@@ -944,18 +983,14 @@
             <w:pPr>
               <w:spacing w:after="0" w:line="240" w:lineRule="auto"/>
               <w:rPr>
-                <w:rFonts w:hint="default"/>
                 <w:sz w:val="24"/>
                 <w:szCs w:val="36"/>
-                <w:lang w:val="en-US"/>
               </w:rPr>
             </w:pPr>
             <w:r>
               <w:rPr>
-                <w:rFonts w:hint="default"/>
                 <w:sz w:val="24"/>
                 <w:szCs w:val="36"/>
-                <w:lang w:val="en-US"/>
               </w:rPr>
               <w:t>435.88 min/day</w:t>
             </w:r>
@@ -1014,18 +1049,14 @@
             <w:pPr>
               <w:spacing w:after="0" w:line="240" w:lineRule="auto"/>
               <w:rPr>
-                <w:rFonts w:hint="default"/>
                 <w:sz w:val="24"/>
                 <w:szCs w:val="36"/>
-                <w:lang w:val="en-US"/>
               </w:rPr>
             </w:pPr>
             <w:r>
               <w:rPr>
-                <w:rFonts w:hint="default"/>
                 <w:sz w:val="24"/>
                 <w:szCs w:val="36"/>
-                <w:lang w:val="en-US"/>
               </w:rPr>
               <w:t>32.65 min/day</w:t>
             </w:r>
@@ -1084,18 +1115,14 @@
             <w:pPr>
               <w:spacing w:after="0" w:line="240" w:lineRule="auto"/>
               <w:rPr>
-                <w:rFonts w:hint="default"/>
                 <w:sz w:val="24"/>
                 <w:szCs w:val="36"/>
-                <w:lang w:val="en-US"/>
               </w:rPr>
             </w:pPr>
             <w:r>
               <w:rPr>
-                <w:rFonts w:hint="default"/>
                 <w:sz w:val="24"/>
                 <w:szCs w:val="36"/>
-                <w:lang w:val="en-US"/>
               </w:rPr>
               <w:t>89.12 min/day</w:t>
             </w:r>
@@ -1154,18 +1181,14 @@
             <w:pPr>
               <w:spacing w:after="0" w:line="240" w:lineRule="auto"/>
               <w:rPr>
-                <w:rFonts w:hint="default"/>
                 <w:sz w:val="24"/>
                 <w:szCs w:val="36"/>
-                <w:lang w:val="en-US"/>
               </w:rPr>
             </w:pPr>
             <w:r>
               <w:rPr>
-                <w:rFonts w:hint="default"/>
                 <w:sz w:val="24"/>
                 <w:szCs w:val="36"/>
-                <w:lang w:val="en-US"/>
               </w:rPr>
               <w:t>61.76 min/day</w:t>
             </w:r>
@@ -1224,18 +1247,14 @@
             <w:pPr>
               <w:spacing w:after="0" w:line="240" w:lineRule="auto"/>
               <w:rPr>
-                <w:rFonts w:hint="default"/>
                 <w:sz w:val="24"/>
                 <w:szCs w:val="36"/>
-                <w:lang w:val="en-US"/>
               </w:rPr>
             </w:pPr>
             <w:r>
               <w:rPr>
-                <w:rFonts w:hint="default"/>
                 <w:sz w:val="24"/>
                 <w:szCs w:val="36"/>
-                <w:lang w:val="en-US"/>
               </w:rPr>
               <w:t>18.53 min/day</w:t>
             </w:r>
@@ -1294,18 +1313,14 @@
             <w:pPr>
               <w:spacing w:after="0" w:line="240" w:lineRule="auto"/>
               <w:rPr>
-                <w:rFonts w:hint="default"/>
                 <w:sz w:val="24"/>
                 <w:szCs w:val="36"/>
-                <w:lang w:val="en-US"/>
               </w:rPr>
             </w:pPr>
             <w:r>
               <w:rPr>
-                <w:rFonts w:hint="default"/>
                 <w:sz w:val="24"/>
                 <w:szCs w:val="36"/>
-                <w:lang w:val="en-US"/>
               </w:rPr>
               <w:t>194.41 min/day</w:t>
             </w:r>
@@ -1364,18 +1379,14 @@
             <w:pPr>
               <w:spacing w:after="0" w:line="240" w:lineRule="auto"/>
               <w:rPr>
-                <w:rFonts w:hint="default"/>
                 <w:sz w:val="24"/>
                 <w:szCs w:val="36"/>
-                <w:lang w:val="en-US"/>
               </w:rPr>
             </w:pPr>
             <w:r>
               <w:rPr>
-                <w:rFonts w:hint="default"/>
                 <w:sz w:val="24"/>
                 <w:szCs w:val="36"/>
-                <w:lang w:val="en-US"/>
               </w:rPr>
               <w:t>427.65 min/day</w:t>
             </w:r>
@@ -1666,18 +1677,14 @@
             <w:pPr>
               <w:spacing w:after="0" w:line="240" w:lineRule="auto"/>
               <w:rPr>
-                <w:rFonts w:hint="default"/>
                 <w:sz w:val="22"/>
                 <w:szCs w:val="28"/>
-                <w:lang w:val="en-US"/>
               </w:rPr>
             </w:pPr>
             <w:r>
               <w:rPr>
-                <w:rFonts w:hint="default"/>
                 <w:sz w:val="22"/>
                 <w:szCs w:val="28"/>
-                <w:lang w:val="en-US"/>
               </w:rPr>
               <w:t>315.32</w:t>
             </w:r>
@@ -1795,19 +1802,10 @@
             </w:pPr>
             <w:r>
               <w:rPr>
-                <w:rFonts w:hint="default"/>
                 <w:sz w:val="22"/>
                 <w:szCs w:val="28"/>
-                <w:lang w:val="en-US"/>
-              </w:rPr>
-              <w:t>61.76</w:t>
-            </w:r>
-            <w:r>
-              <w:rPr>
-                <w:sz w:val="22"/>
-                <w:szCs w:val="28"/>
-              </w:rPr>
-              <w:t xml:space="preserve"> min/day</w:t>
+              </w:rPr>
+              <w:t>61.76 min/day</w:t>
             </w:r>
           </w:p>
         </w:tc>
@@ -1887,10 +1885,8 @@
             <w:pPr>
               <w:spacing w:after="0" w:line="240" w:lineRule="auto"/>
               <w:rPr>
-                <w:rFonts w:hint="default"/>
                 <w:sz w:val="22"/>
                 <w:szCs w:val="28"/>
-                <w:lang w:val="en-US"/>
               </w:rPr>
             </w:pPr>
             <w:r>
@@ -1925,19 +1921,10 @@
             </w:pPr>
             <w:r>
               <w:rPr>
-                <w:rFonts w:hint="default"/>
                 <w:sz w:val="22"/>
                 <w:szCs w:val="28"/>
-                <w:lang w:val="en-US"/>
-              </w:rPr>
-              <w:t xml:space="preserve">287.65 </w:t>
-            </w:r>
-            <w:r>
-              <w:rPr>
-                <w:sz w:val="22"/>
-                <w:szCs w:val="28"/>
-              </w:rPr>
-              <w:t>min/day</w:t>
+              </w:rPr>
+              <w:t>287.65 min/day</w:t>
             </w:r>
           </w:p>
         </w:tc>
@@ -2053,19 +2040,10 @@
             </w:pPr>
             <w:r>
               <w:rPr>
-                <w:rFonts w:hint="default"/>
                 <w:sz w:val="22"/>
                 <w:szCs w:val="28"/>
-                <w:lang w:val="en-US"/>
-              </w:rPr>
-              <w:t xml:space="preserve">32.65 </w:t>
-            </w:r>
-            <w:r>
-              <w:rPr>
-                <w:sz w:val="22"/>
-                <w:szCs w:val="28"/>
-              </w:rPr>
-              <w:t>min/day</w:t>
+              </w:rPr>
+              <w:t>32.65 min/day</w:t>
             </w:r>
           </w:p>
         </w:tc>
@@ -2181,19 +2159,10 @@
             </w:pPr>
             <w:r>
               <w:rPr>
-                <w:rFonts w:hint="default"/>
                 <w:sz w:val="22"/>
                 <w:szCs w:val="28"/>
-                <w:lang w:val="en-US"/>
-              </w:rPr>
-              <w:t xml:space="preserve">435.88 </w:t>
-            </w:r>
-            <w:r>
-              <w:rPr>
-                <w:sz w:val="22"/>
-                <w:szCs w:val="28"/>
-              </w:rPr>
-              <w:t>min/day</w:t>
+              </w:rPr>
+              <w:t>435.88 min/day</w:t>
             </w:r>
           </w:p>
         </w:tc>
@@ -2309,19 +2278,10 @@
             </w:pPr>
             <w:r>
               <w:rPr>
-                <w:rFonts w:hint="default"/>
                 <w:sz w:val="22"/>
                 <w:szCs w:val="28"/>
-                <w:lang w:val="en-US"/>
-              </w:rPr>
-              <w:t xml:space="preserve">427.65 </w:t>
-            </w:r>
-            <w:r>
-              <w:rPr>
-                <w:sz w:val="22"/>
-                <w:szCs w:val="28"/>
-              </w:rPr>
-              <w:t>min/day</w:t>
+              </w:rPr>
+              <w:t>427.65 min/day</w:t>
             </w:r>
           </w:p>
         </w:tc>
@@ -2437,19 +2397,10 @@
             </w:pPr>
             <w:r>
               <w:rPr>
-                <w:rFonts w:hint="default"/>
                 <w:sz w:val="22"/>
                 <w:szCs w:val="28"/>
-                <w:lang w:val="en-US"/>
-              </w:rPr>
-              <w:t xml:space="preserve">1012.35 </w:t>
-            </w:r>
-            <w:r>
-              <w:rPr>
-                <w:sz w:val="22"/>
-                <w:szCs w:val="28"/>
-              </w:rPr>
-              <w:t>min/day</w:t>
+              </w:rPr>
+              <w:t>1012.35 min/day</w:t>
             </w:r>
           </w:p>
         </w:tc>
@@ -2565,19 +2516,10 @@
             </w:pPr>
             <w:r>
               <w:rPr>
-                <w:rFonts w:hint="default"/>
                 <w:sz w:val="22"/>
                 <w:szCs w:val="28"/>
-                <w:lang w:val="en-US"/>
-              </w:rPr>
-              <w:t xml:space="preserve">3.46 </w:t>
-            </w:r>
-            <w:r>
-              <w:rPr>
-                <w:sz w:val="22"/>
-                <w:szCs w:val="28"/>
-              </w:rPr>
-              <w:t>/ 5</w:t>
+              </w:rPr>
+              <w:t>3.46 / 5</w:t>
             </w:r>
           </w:p>
         </w:tc>
@@ -2693,19 +2635,10 @@
             </w:pPr>
             <w:r>
               <w:rPr>
-                <w:rFonts w:hint="default"/>
                 <w:sz w:val="22"/>
                 <w:szCs w:val="28"/>
-                <w:lang w:val="en-US"/>
-              </w:rPr>
-              <w:t xml:space="preserve">85.0 </w:t>
-            </w:r>
-            <w:r>
-              <w:rPr>
-                <w:sz w:val="22"/>
-                <w:szCs w:val="28"/>
-              </w:rPr>
-              <w:t>%</w:t>
+              </w:rPr>
+              <w:t>85.0 %</w:t>
             </w:r>
           </w:p>
         </w:tc>
@@ -2784,7 +2717,7 @@
         </w:trPr>
         <w:tc>
           <w:tcPr>
-            <w:tcW w:w="675" w:type="dxa"/>
+            <w:tcW w:w="685" w:type="dxa"/>
             <w:shd w:val="clear" w:color="auto" w:fill="D9EAF7"/>
             <w:vAlign w:val="center"/>
           </w:tcPr>
@@ -2808,7 +2741,7 @@
         </w:tc>
         <w:tc>
           <w:tcPr>
-            <w:tcW w:w="5670" w:type="dxa"/>
+            <w:tcW w:w="5666" w:type="dxa"/>
             <w:shd w:val="clear" w:color="auto" w:fill="D9EAF7"/>
             <w:vAlign w:val="center"/>
           </w:tcPr>
@@ -2832,7 +2765,7 @@
         </w:tc>
         <w:tc>
           <w:tcPr>
-            <w:tcW w:w="4527" w:type="dxa"/>
+            <w:tcW w:w="4521" w:type="dxa"/>
             <w:shd w:val="clear" w:color="auto" w:fill="D9EAF7"/>
             <w:vAlign w:val="center"/>
           </w:tcPr>
@@ -2878,7 +2811,7 @@
         </w:trPr>
         <w:tc>
           <w:tcPr>
-            <w:tcW w:w="675" w:type="dxa"/>
+            <w:tcW w:w="685" w:type="dxa"/>
             <w:vAlign w:val="center"/>
           </w:tcPr>
           <w:p>
@@ -2900,7 +2833,7 @@
         </w:tc>
         <w:tc>
           <w:tcPr>
-            <w:tcW w:w="5670" w:type="dxa"/>
+            <w:tcW w:w="5666" w:type="dxa"/>
             <w:vAlign w:val="center"/>
           </w:tcPr>
           <w:p>
@@ -2922,25 +2855,21 @@
         </w:tc>
         <w:tc>
           <w:tcPr>
-            <w:tcW w:w="4527" w:type="dxa"/>
+            <w:tcW w:w="4521" w:type="dxa"/>
             <w:vAlign w:val="center"/>
           </w:tcPr>
           <w:p>
             <w:pPr>
               <w:spacing w:after="0" w:line="240" w:lineRule="auto"/>
               <w:rPr>
-                <w:rFonts w:hint="default"/>
                 <w:sz w:val="28"/>
                 <w:szCs w:val="40"/>
-                <w:lang w:val="en-US"/>
               </w:rPr>
             </w:pPr>
             <w:r>
               <w:rPr>
-                <w:rFonts w:hint="default"/>
                 <w:sz w:val="28"/>
                 <w:szCs w:val="40"/>
-                <w:lang w:val="en-US"/>
               </w:rPr>
               <w:t>2.67 vs 2.04</w:t>
             </w:r>
@@ -2970,7 +2899,7 @@
         </w:trPr>
         <w:tc>
           <w:tcPr>
-            <w:tcW w:w="675" w:type="dxa"/>
+            <w:tcW w:w="685" w:type="dxa"/>
             <w:vAlign w:val="center"/>
           </w:tcPr>
           <w:p>
@@ -2992,7 +2921,7 @@
         </w:tc>
         <w:tc>
           <w:tcPr>
-            <w:tcW w:w="5670" w:type="dxa"/>
+            <w:tcW w:w="5666" w:type="dxa"/>
             <w:vAlign w:val="center"/>
           </w:tcPr>
           <w:p>
@@ -3014,25 +2943,21 @@
         </w:tc>
         <w:tc>
           <w:tcPr>
-            <w:tcW w:w="4527" w:type="dxa"/>
+            <w:tcW w:w="4521" w:type="dxa"/>
             <w:vAlign w:val="center"/>
           </w:tcPr>
           <w:p>
             <w:pPr>
               <w:spacing w:after="0" w:line="240" w:lineRule="auto"/>
               <w:rPr>
-                <w:rFonts w:hint="default"/>
                 <w:sz w:val="28"/>
                 <w:szCs w:val="40"/>
-                <w:lang w:val="en-US"/>
               </w:rPr>
             </w:pPr>
             <w:r>
               <w:rPr>
-                <w:rFonts w:hint="default"/>
                 <w:sz w:val="28"/>
                 <w:szCs w:val="40"/>
-                <w:lang w:val="en-US"/>
               </w:rPr>
               <w:t>4.53 vs 3.73</w:t>
             </w:r>
@@ -3062,7 +2987,7 @@
         </w:trPr>
         <w:tc>
           <w:tcPr>
-            <w:tcW w:w="675" w:type="dxa"/>
+            <w:tcW w:w="685" w:type="dxa"/>
             <w:vAlign w:val="center"/>
           </w:tcPr>
           <w:p>
@@ -3084,7 +3009,7 @@
         </w:tc>
         <w:tc>
           <w:tcPr>
-            <w:tcW w:w="5670" w:type="dxa"/>
+            <w:tcW w:w="5666" w:type="dxa"/>
             <w:vAlign w:val="center"/>
           </w:tcPr>
           <w:p>
@@ -3106,185 +3031,28 @@
         </w:tc>
         <w:tc>
           <w:tcPr>
-            <w:tcW w:w="4527" w:type="dxa"/>
+            <w:tcW w:w="4521" w:type="dxa"/>
             <w:vAlign w:val="center"/>
           </w:tcPr>
           <w:p>
             <w:pPr>
               <w:spacing w:after="0" w:line="240" w:lineRule="auto"/>
               <w:rPr>
-                <w:rFonts w:hint="default"/>
                 <w:sz w:val="28"/>
                 <w:szCs w:val="40"/>
-                <w:lang w:val="en-US"/>
               </w:rPr>
             </w:pPr>
             <w:r>
               <w:rPr>
-                <w:rFonts w:hint="default"/>
                 <w:sz w:val="28"/>
                 <w:szCs w:val="40"/>
-                <w:lang w:val="en-US"/>
               </w:rPr>
               <w:t>2.77 vs 1.86</w:t>
             </w:r>
           </w:p>
         </w:tc>
       </w:tr>
-      <w:tr>
-        <w:tblPrEx>
-          <w:tblBorders>
-            <w:top w:val="single" w:color="auto" w:sz="4" w:space="0"/>
-            <w:left w:val="single" w:color="auto" w:sz="4" w:space="0"/>
-            <w:bottom w:val="single" w:color="auto" w:sz="4" w:space="0"/>
-            <w:right w:val="single" w:color="auto" w:sz="4" w:space="0"/>
-            <w:insideH w:val="single" w:color="auto" w:sz="4" w:space="0"/>
-            <w:insideV w:val="single" w:color="auto" w:sz="4" w:space="0"/>
-          </w:tblBorders>
-          <w:tblCellMar>
-            <w:top w:w="0" w:type="dxa"/>
-            <w:left w:w="108" w:type="dxa"/>
-            <w:bottom w:w="0" w:type="dxa"/>
-            <w:right w:w="108" w:type="dxa"/>
-          </w:tblCellMar>
-        </w:tblPrEx>
-        <w:trPr>
-          <w:trHeight w:val="397" w:hRule="atLeast"/>
-          <w:jc w:val="center"/>
-        </w:trPr>
-        <w:tc>
-          <w:tcPr>
-            <w:tcW w:w="675" w:type="dxa"/>
-            <w:vAlign w:val="center"/>
-          </w:tcPr>
-          <w:p>
-            <w:pPr>
-              <w:spacing w:after="0" w:line="240" w:lineRule="auto"/>
-              <w:rPr>
-                <w:sz w:val="28"/>
-                <w:szCs w:val="40"/>
-              </w:rPr>
-            </w:pPr>
-            <w:r>
-              <w:rPr>
-                <w:sz w:val="28"/>
-                <w:szCs w:val="40"/>
-              </w:rPr>
-              <w:t>4</w:t>
-            </w:r>
-          </w:p>
-        </w:tc>
-        <w:tc>
-          <w:tcPr>
-            <w:tcW w:w="5670" w:type="dxa"/>
-            <w:vAlign w:val="center"/>
-          </w:tcPr>
-          <w:p>
-            <w:pPr>
-              <w:spacing w:after="0" w:line="240" w:lineRule="auto"/>
-              <w:rPr>
-                <w:sz w:val="28"/>
-                <w:szCs w:val="40"/>
-              </w:rPr>
-            </w:pPr>
-          </w:p>
-        </w:tc>
-        <w:tc>
-          <w:tcPr>
-            <w:tcW w:w="4527" w:type="dxa"/>
-            <w:vAlign w:val="center"/>
-          </w:tcPr>
-          <w:p>
-            <w:pPr>
-              <w:spacing w:after="0" w:line="240" w:lineRule="auto"/>
-              <w:rPr>
-                <w:sz w:val="28"/>
-                <w:szCs w:val="40"/>
-              </w:rPr>
-            </w:pPr>
-          </w:p>
-        </w:tc>
-      </w:tr>
-      <w:tr>
-        <w:tblPrEx>
-          <w:tblBorders>
-            <w:top w:val="single" w:color="auto" w:sz="4" w:space="0"/>
-            <w:left w:val="single" w:color="auto" w:sz="4" w:space="0"/>
-            <w:bottom w:val="single" w:color="auto" w:sz="4" w:space="0"/>
-            <w:right w:val="single" w:color="auto" w:sz="4" w:space="0"/>
-            <w:insideH w:val="single" w:color="auto" w:sz="4" w:space="0"/>
-            <w:insideV w:val="single" w:color="auto" w:sz="4" w:space="0"/>
-          </w:tblBorders>
-          <w:tblCellMar>
-            <w:top w:w="0" w:type="dxa"/>
-            <w:left w:w="108" w:type="dxa"/>
-            <w:bottom w:w="0" w:type="dxa"/>
-            <w:right w:w="108" w:type="dxa"/>
-          </w:tblCellMar>
-        </w:tblPrEx>
-        <w:trPr>
-          <w:trHeight w:val="397" w:hRule="atLeast"/>
-          <w:jc w:val="center"/>
-        </w:trPr>
-        <w:tc>
-          <w:tcPr>
-            <w:tcW w:w="675" w:type="dxa"/>
-            <w:vAlign w:val="center"/>
-          </w:tcPr>
-          <w:p>
-            <w:pPr>
-              <w:spacing w:after="0" w:line="240" w:lineRule="auto"/>
-              <w:rPr>
-                <w:sz w:val="28"/>
-                <w:szCs w:val="40"/>
-              </w:rPr>
-            </w:pPr>
-            <w:r>
-              <w:rPr>
-                <w:sz w:val="28"/>
-                <w:szCs w:val="40"/>
-              </w:rPr>
-              <w:t>5</w:t>
-            </w:r>
-          </w:p>
-        </w:tc>
-        <w:tc>
-          <w:tcPr>
-            <w:tcW w:w="5670" w:type="dxa"/>
-            <w:vAlign w:val="center"/>
-          </w:tcPr>
-          <w:p>
-            <w:pPr>
-              <w:spacing w:after="0" w:line="240" w:lineRule="auto"/>
-              <w:rPr>
-                <w:sz w:val="28"/>
-                <w:szCs w:val="40"/>
-              </w:rPr>
-            </w:pPr>
-          </w:p>
-        </w:tc>
-        <w:tc>
-          <w:tcPr>
-            <w:tcW w:w="4527" w:type="dxa"/>
-            <w:vAlign w:val="center"/>
-          </w:tcPr>
-          <w:p>
-            <w:pPr>
-              <w:spacing w:after="0" w:line="240" w:lineRule="auto"/>
-              <w:rPr>
-                <w:sz w:val="28"/>
-                <w:szCs w:val="40"/>
-              </w:rPr>
-            </w:pPr>
-          </w:p>
-        </w:tc>
-      </w:tr>
     </w:tbl>
-    <w:p>
-      <w:pPr>
-        <w:pStyle w:val="2"/>
-      </w:pPr>
-    </w:p>
     <w:p>
       <w:pPr>
         <w:pStyle w:val="2"/>
@@ -3310,18 +3078,19 @@
       </w:r>
     </w:p>
     <w:p>
+      <w:pPr>
+        <w:jc w:val="both"/>
+        <w:rPr>
+          <w:rFonts w:cs="Times New Roman"/>
+          <w:sz w:val="23"/>
+          <w:szCs w:val="23"/>
+        </w:rPr>
+      </w:pPr>
       <w:r>
         <w:rPr>
-          <w:rFonts w:hint="default"/>
-          <w:lang w:val="en-US"/>
-        </w:rPr>
-        <w:t xml:space="preserve"> </w:t>
-      </w:r>
-      <w:r>
-        <w:rPr>
-          <w:rFonts w:ascii="SimSun" w:hAnsi="SimSun" w:eastAsia="SimSun" w:cs="SimSun"/>
-          <w:sz w:val="24"/>
-          <w:szCs w:val="24"/>
+          <w:rFonts w:eastAsia="SimSun" w:cs="Times New Roman"/>
+          <w:sz w:val="23"/>
+          <w:szCs w:val="23"/>
         </w:rPr>
         <w:t>My activity data helped me understand my daily habits and time management. I found that I spend most of my time on classes, study, coding, sleep, and other activities. The data showed that better sleep was generally linked with better energy, while more study time was linked with higher satisfaction. Coding also showed a relationship with my energy levels. I realized that consistency and balance are important for maintaining a productive routine. The six missing days also showed that I need to be more regular in tracking my activities.</w:t>
       </w:r>
@@ -3351,26 +3120,20 @@
       </w:r>
     </w:p>
     <w:p>
-      <w:r>
-        <w:t>_</w:t>
-      </w:r>
+      <w:pPr>
+        <w:rPr>
+          <w:rFonts w:cs="Times New Roman"/>
+          <w:sz w:val="23"/>
+          <w:szCs w:val="23"/>
+        </w:rPr>
+      </w:pPr>
       <w:r>
         <w:rPr>
-          <w:rFonts w:ascii="SimSun" w:hAnsi="SimSun" w:eastAsia="SimSun" w:cs="SimSun"/>
-          <w:sz w:val="24"/>
-          <w:szCs w:val="24"/>
+          <w:rFonts w:eastAsia="SimSun" w:cs="Times New Roman"/>
+          <w:sz w:val="23"/>
+          <w:szCs w:val="23"/>
         </w:rPr>
-        <w:t>I want to improve my consistency, time management, sleep routine, and coding practice.</w:t>
-      </w:r>
-      <w:bookmarkStart w:id="0" w:name="_GoBack"/>
-      <w:bookmarkEnd w:id="0"/>
-      <w:r>
-        <w:rPr>
-          <w:rFonts w:ascii="SimSun" w:hAnsi="SimSun" w:eastAsia="SimSun" w:cs="SimSun"/>
-          <w:sz w:val="24"/>
-          <w:szCs w:val="24"/>
-        </w:rPr>
-        <w:t xml:space="preserve"> I will try to follow a fixed study and coding schedule and maintain regular sleep. I will also make time for fitness and relaxation. Most importantly, I will try to record my activities regularly so I can better understand and improve my daily routine.</w:t>
+        <w:t>I want to improve my consistency, time management, sleep routine, and coding practice. I will try to follow a fixed study and coding schedule and maintain regular sleep. I will also make time for fitness and relaxation. Most importantly, I will try to record my activities regularly so I can better understand and improve my daily routine.</w:t>
       </w:r>
     </w:p>
     <w:p>
@@ -3556,18 +3319,14 @@
             <w:pPr>
               <w:spacing w:after="0" w:line="240" w:lineRule="auto"/>
               <w:rPr>
-                <w:rFonts w:hint="default"/>
                 <w:sz w:val="24"/>
                 <w:szCs w:val="32"/>
-                <w:lang w:val="en-US"/>
               </w:rPr>
             </w:pPr>
             <w:r>
               <w:rPr>
-                <w:rFonts w:hint="default"/>
                 <w:sz w:val="24"/>
                 <w:szCs w:val="32"/>
-                <w:lang w:val="en-US"/>
               </w:rPr>
               <w:t>Japneet kaur</w:t>
             </w:r>
@@ -3581,11 +3340,59 @@
           <w:p>
             <w:pPr>
               <w:spacing w:after="0" w:line="240" w:lineRule="auto"/>
-              <w:rPr>
+              <w:jc w:val="center"/>
+              <w:rPr>
+                <w:rFonts w:hint="default" w:ascii="Segoe Script" w:hAnsi="Segoe Script"/>
                 <w:sz w:val="24"/>
                 <w:szCs w:val="32"/>
+                <w:lang w:val="en-US"/>
               </w:rPr>
             </w:pPr>
+            <w:r>
+              <w:rPr>
+                <w:rFonts w:hint="default" w:ascii="Segoe Script" w:hAnsi="Segoe Script"/>
+                <w:sz w:val="24"/>
+                <w:szCs w:val="32"/>
+                <w:lang w:val="en-US"/>
+              </w:rPr>
+              <w:drawing>
+                <wp:inline distT="0" distB="0" distL="114300" distR="114300">
+                  <wp:extent cx="1846580" cy="481965"/>
+                  <wp:effectExtent l="0" t="0" r="1270" b="13335"/>
+                  <wp:docPr id="2" name="Picture 2" descr="signature(1)"/>
+                  <wp:cNvGraphicFramePr>
+                    <a:graphicFrameLocks xmlns:a="http://schemas.openxmlformats.org/drawingml/2006/main" noChangeAspect="1"/>
+                  </wp:cNvGraphicFramePr>
+                  <a:graphic xmlns:a="http://schemas.openxmlformats.org/drawingml/2006/main">
+                    <a:graphicData uri="http://schemas.openxmlformats.org/drawingml/2006/picture">
+                      <pic:pic xmlns:pic="http://schemas.openxmlformats.org/drawingml/2006/picture">
+                        <pic:nvPicPr>
+                          <pic:cNvPr id="2" name="Picture 2" descr="signature(1)"/>
+                          <pic:cNvPicPr>
+                            <a:picLocks noChangeAspect="1"/>
+                          </pic:cNvPicPr>
+                        </pic:nvPicPr>
+                        <pic:blipFill>
+                          <a:blip r:embed="rId7"/>
+                          <a:stretch>
+                            <a:fillRect/>
+                          </a:stretch>
+                        </pic:blipFill>
+                        <pic:spPr>
+                          <a:xfrm>
+                            <a:off x="0" y="0"/>
+                            <a:ext cx="1846580" cy="481965"/>
+                          </a:xfrm>
+                          <a:prstGeom prst="rect">
+                            <a:avLst/>
+                          </a:prstGeom>
+                        </pic:spPr>
+                      </pic:pic>
+                    </a:graphicData>
+                  </a:graphic>
+                </wp:inline>
+              </w:drawing>
+            </w:r>
           </w:p>
         </w:tc>
         <w:tc>
@@ -3597,20 +3404,35 @@
             <w:pPr>
               <w:spacing w:after="0" w:line="240" w:lineRule="auto"/>
               <w:rPr>
+                <w:sz w:val="24"/>
+                <w:szCs w:val="32"/>
+              </w:rPr>
+            </w:pPr>
+            <w:r>
+              <w:rPr>
+                <w:sz w:val="24"/>
+                <w:szCs w:val="32"/>
+              </w:rPr>
+              <w:t>28</w:t>
+            </w:r>
+            <w:r>
+              <w:rPr>
                 <w:rFonts w:hint="default"/>
                 <w:sz w:val="24"/>
                 <w:szCs w:val="32"/>
+                <w:vertAlign w:val="superscript"/>
                 <w:lang w:val="en-US"/>
               </w:rPr>
-            </w:pPr>
+              <w:t>th</w:t>
+            </w:r>
+            <w:bookmarkStart w:id="0" w:name="_GoBack"/>
+            <w:bookmarkEnd w:id="0"/>
             <w:r>
               <w:rPr>
-                <w:rFonts w:hint="default"/>
                 <w:sz w:val="24"/>
                 <w:szCs w:val="32"/>
-                <w:lang w:val="en-US"/>
-              </w:rPr>
-              <w:t>28 September 2026</w:t>
+              </w:rPr>
+              <w:t xml:space="preserve"> September 2026</w:t>
             </w:r>
           </w:p>
         </w:tc>
@@ -3915,7 +3737,7 @@
     <w:lsdException w:qFormat="1" w:unhideWhenUsed="0" w:uiPriority="10" w:semiHidden="0" w:name="Title"/>
     <w:lsdException w:uiPriority="99" w:name="Closing"/>
     <w:lsdException w:uiPriority="99" w:name="Signature"/>
-    <w:lsdException w:qFormat="1" w:uiPriority="1" w:semiHidden="0" w:name="Default Paragraph Font"/>
+    <w:lsdException w:uiPriority="1" w:name="Default Paragraph Font"/>
     <w:lsdException w:qFormat="1" w:uiPriority="99" w:semiHidden="0" w:name="Body Text"/>
     <w:lsdException w:uiPriority="99" w:name="Body Text Indent"/>
     <w:lsdException w:uiPriority="99" w:semiHidden="0" w:name="List Continue"/>
@@ -3953,7 +3775,7 @@
     <w:lsdException w:uiPriority="99" w:name="HTML Sample"/>
     <w:lsdException w:uiPriority="99" w:name="HTML Typewriter"/>
     <w:lsdException w:uiPriority="99" w:name="HTML Variable"/>
-    <w:lsdException w:uiPriority="99" w:name="Normal Table"/>
+    <w:lsdException w:qFormat="1" w:uiPriority="99" w:name="Normal Table"/>
     <w:lsdException w:uiPriority="99" w:name="annotation subject"/>
     <w:lsdException w:uiPriority="99" w:name="Table Simple 1"/>
     <w:lsdException w:uiPriority="99" w:name="Table Simple 2"/>
@@ -4001,7 +3823,7 @@
     <w:lsdException w:unhideWhenUsed="0" w:uiPriority="59" w:semiHidden="0" w:name="Table Grid"/>
     <w:lsdException w:uiPriority="99" w:name="Table Theme"/>
     <w:lsdException w:qFormat="1" w:unhideWhenUsed="0" w:uiPriority="1" w:semiHidden="0" w:name="No Spacing"/>
-    <w:lsdException w:unhideWhenUsed="0" w:uiPriority="60" w:semiHidden="0" w:name="Light Shading"/>
+    <w:lsdException w:qFormat="1" w:unhideWhenUsed="0" w:uiPriority="60" w:semiHidden="0" w:name="Light Shading"/>
     <w:lsdException w:qFormat="1" w:unhideWhenUsed="0" w:uiPriority="61" w:semiHidden="0" w:name="Light List"/>
     <w:lsdException w:unhideWhenUsed="0" w:uiPriority="62" w:semiHidden="0" w:name="Light Grid"/>
     <w:lsdException w:qFormat="1" w:unhideWhenUsed="0" w:uiPriority="63" w:semiHidden="0" w:name="Medium Shading 1"/>
@@ -4019,7 +3841,7 @@
     <w:lsdException w:qFormat="1" w:unhideWhenUsed="0" w:uiPriority="61" w:semiHidden="0" w:name="Light List Accent 1"/>
     <w:lsdException w:qFormat="1" w:unhideWhenUsed="0" w:uiPriority="62" w:semiHidden="0" w:name="Light Grid Accent 1"/>
     <w:lsdException w:unhideWhenUsed="0" w:uiPriority="63" w:semiHidden="0" w:name="Medium Shading 1 Accent 1"/>
-    <w:lsdException w:unhideWhenUsed="0" w:uiPriority="64" w:semiHidden="0" w:name="Medium Shading 2 Accent 1"/>
+    <w:lsdException w:qFormat="1" w:unhideWhenUsed="0" w:uiPriority="64" w:semiHidden="0" w:name="Medium Shading 2 Accent 1"/>
     <w:lsdException w:unhideWhenUsed="0" w:uiPriority="65" w:semiHidden="0" w:name="Medium List 1 Accent 1"/>
     <w:lsdException w:qFormat="1" w:unhideWhenUsed="0" w:uiPriority="34" w:semiHidden="0" w:name="List Paragraph"/>
     <w:lsdException w:qFormat="1" w:unhideWhenUsed="0" w:uiPriority="29" w:semiHidden="0" w:name="Quote"/>
@@ -4036,7 +3858,7 @@
     <w:lsdException w:unhideWhenUsed="0" w:uiPriority="61" w:semiHidden="0" w:name="Light List Accent 2"/>
     <w:lsdException w:unhideWhenUsed="0" w:uiPriority="62" w:semiHidden="0" w:name="Light Grid Accent 2"/>
     <w:lsdException w:qFormat="1" w:unhideWhenUsed="0" w:uiPriority="63" w:semiHidden="0" w:name="Medium Shading 1 Accent 2"/>
-    <w:lsdException w:unhideWhenUsed="0" w:uiPriority="64" w:semiHidden="0" w:name="Medium Shading 2 Accent 2"/>
+    <w:lsdException w:qFormat="1" w:unhideWhenUsed="0" w:uiPriority="64" w:semiHidden="0" w:name="Medium Shading 2 Accent 2"/>
     <w:lsdException w:unhideWhenUsed="0" w:uiPriority="65" w:semiHidden="0" w:name="Medium List 1 Accent 2"/>
     <w:lsdException w:unhideWhenUsed="0" w:uiPriority="66" w:semiHidden="0" w:name="Medium List 2 Accent 2"/>
     <w:lsdException w:unhideWhenUsed="0" w:uiPriority="67" w:semiHidden="0" w:name="Medium Grid 1 Accent 2"/>
@@ -4064,7 +3886,7 @@
     <w:lsdException w:unhideWhenUsed="0" w:uiPriority="61" w:semiHidden="0" w:name="Light List Accent 4"/>
     <w:lsdException w:unhideWhenUsed="0" w:uiPriority="62" w:semiHidden="0" w:name="Light Grid Accent 4"/>
     <w:lsdException w:qFormat="1" w:unhideWhenUsed="0" w:uiPriority="63" w:semiHidden="0" w:name="Medium Shading 1 Accent 4"/>
-    <w:lsdException w:unhideWhenUsed="0" w:uiPriority="64" w:semiHidden="0" w:name="Medium Shading 2 Accent 4"/>
+    <w:lsdException w:qFormat="1" w:unhideWhenUsed="0" w:uiPriority="64" w:semiHidden="0" w:name="Medium Shading 2 Accent 4"/>
     <w:lsdException w:qFormat="1" w:unhideWhenUsed="0" w:uiPriority="65" w:semiHidden="0" w:name="Medium List 1 Accent 4"/>
     <w:lsdException w:unhideWhenUsed="0" w:uiPriority="66" w:semiHidden="0" w:name="Medium List 2 Accent 4"/>
     <w:lsdException w:unhideWhenUsed="0" w:uiPriority="67" w:semiHidden="0" w:name="Medium Grid 1 Accent 4"/>
@@ -4077,8 +3899,8 @@
     <w:lsdException w:qFormat="1" w:unhideWhenUsed="0" w:uiPriority="60" w:semiHidden="0" w:name="Light Shading Accent 5"/>
     <w:lsdException w:unhideWhenUsed="0" w:uiPriority="61" w:semiHidden="0" w:name="Light List Accent 5"/>
     <w:lsdException w:unhideWhenUsed="0" w:uiPriority="62" w:semiHidden="0" w:name="Light Grid Accent 5"/>
-    <w:lsdException w:unhideWhenUsed="0" w:uiPriority="63" w:semiHidden="0" w:name="Medium Shading 1 Accent 5"/>
-    <w:lsdException w:unhideWhenUsed="0" w:uiPriority="64" w:semiHidden="0" w:name="Medium Shading 2 Accent 5"/>
+    <w:lsdException w:qFormat="1" w:unhideWhenUsed="0" w:uiPriority="63" w:semiHidden="0" w:name="Medium Shading 1 Accent 5"/>
+    <w:lsdException w:qFormat="1" w:unhideWhenUsed="0" w:uiPriority="64" w:semiHidden="0" w:name="Medium Shading 2 Accent 5"/>
     <w:lsdException w:unhideWhenUsed="0" w:uiPriority="65" w:semiHidden="0" w:name="Medium List 1 Accent 5"/>
     <w:lsdException w:unhideWhenUsed="0" w:uiPriority="66" w:semiHidden="0" w:name="Medium List 2 Accent 5"/>
     <w:lsdException w:unhideWhenUsed="0" w:uiPriority="67" w:semiHidden="0" w:name="Medium Grid 1 Accent 5"/>
@@ -4091,7 +3913,7 @@
     <w:lsdException w:unhideWhenUsed="0" w:uiPriority="60" w:semiHidden="0" w:name="Light Shading Accent 6"/>
     <w:lsdException w:qFormat="1" w:unhideWhenUsed="0" w:uiPriority="61" w:semiHidden="0" w:name="Light List Accent 6"/>
     <w:lsdException w:qFormat="1" w:unhideWhenUsed="0" w:uiPriority="62" w:semiHidden="0" w:name="Light Grid Accent 6"/>
-    <w:lsdException w:unhideWhenUsed="0" w:uiPriority="63" w:semiHidden="0" w:name="Medium Shading 1 Accent 6"/>
+    <w:lsdException w:qFormat="1" w:unhideWhenUsed="0" w:uiPriority="63" w:semiHidden="0" w:name="Medium Shading 1 Accent 6"/>
     <w:lsdException w:unhideWhenUsed="0" w:uiPriority="64" w:semiHidden="0" w:name="Medium Shading 2 Accent 6"/>
     <w:lsdException w:unhideWhenUsed="0" w:uiPriority="65" w:semiHidden="0" w:name="Medium List 1 Accent 6"/>
     <w:lsdException w:qFormat="1" w:unhideWhenUsed="0" w:uiPriority="66" w:semiHidden="0" w:name="Medium List 2 Accent 6"/>
@@ -4355,14 +4177,15 @@
   </w:style>
   <w:style w:type="character" w:default="1" w:styleId="11">
     <w:name w:val="Default Paragraph Font"/>
+    <w:semiHidden/>
     <w:unhideWhenUsed/>
-    <w:qFormat/>
     <w:uiPriority w:val="1"/>
   </w:style>
   <w:style w:type="table" w:default="1" w:styleId="12">
     <w:name w:val="Normal Table"/>
     <w:semiHidden/>
     <w:unhideWhenUsed/>
+    <w:qFormat/>
     <w:uiPriority w:val="99"/>
     <w:tblPr>
       <w:tblCellMar>
@@ -4634,8 +4457,6 @@
     </w:pPr>
     <w:rPr>
       <w:rFonts w:ascii="Courier" w:hAnsi="Courier" w:eastAsiaTheme="minorEastAsia" w:cstheme="minorBidi"/>
-      <w:sz w:val="20"/>
-      <w:szCs w:val="20"/>
       <w:lang w:val="en-US" w:eastAsia="en-US" w:bidi="ar-SA"/>
     </w:rPr>
   </w:style>
@@ -4675,9 +4496,6 @@
     <w:name w:val="Table Grid"/>
     <w:basedOn w:val="12"/>
     <w:uiPriority w:val="59"/>
-    <w:pPr>
-      <w:spacing w:after="0" w:line="240" w:lineRule="auto"/>
-    </w:pPr>
     <w:tblPr>
       <w:tblBorders>
         <w:top w:val="single" w:color="auto" w:sz="4" w:space="0"/>
@@ -4687,6 +4505,12 @@
         <w:insideH w:val="single" w:color="auto" w:sz="4" w:space="0"/>
         <w:insideV w:val="single" w:color="auto" w:sz="4" w:space="0"/>
       </w:tblBorders>
+      <w:tblCellMar>
+        <w:top w:w="0" w:type="dxa"/>
+        <w:left w:w="108" w:type="dxa"/>
+        <w:bottom w:w="0" w:type="dxa"/>
+        <w:right w:w="108" w:type="dxa"/>
+      </w:tblCellMar>
     </w:tblPr>
   </w:style>
   <w:style w:type="paragraph" w:styleId="36">
@@ -4715,10 +4539,8 @@
   <w:style w:type="table" w:styleId="37">
     <w:name w:val="Light Shading"/>
     <w:basedOn w:val="12"/>
+    <w:qFormat/>
     <w:uiPriority w:val="60"/>
-    <w:pPr>
-      <w:spacing w:after="0" w:line="240" w:lineRule="auto"/>
-    </w:pPr>
     <w:rPr>
       <w:color w:val="000000" w:themeColor="text1" w:themeShade="BF"/>
     </w:rPr>
@@ -4727,6 +4549,12 @@
         <w:top w:val="single" w:color="000000" w:themeColor="text1" w:sz="8" w:space="0"/>
         <w:bottom w:val="single" w:color="000000" w:themeColor="text1" w:sz="8" w:space="0"/>
       </w:tblBorders>
+      <w:tblCellMar>
+        <w:top w:w="0" w:type="dxa"/>
+        <w:left w:w="108" w:type="dxa"/>
+        <w:bottom w:w="0" w:type="dxa"/>
+        <w:right w:w="108" w:type="dxa"/>
+      </w:tblCellMar>
     </w:tblPr>
     <w:tblStylePr w:type="firstRow">
       <w:pPr>
@@ -4809,9 +4637,6 @@
     <w:name w:val="Light Shading Accent 1"/>
     <w:basedOn w:val="12"/>
     <w:uiPriority w:val="60"/>
-    <w:pPr>
-      <w:spacing w:after="0" w:line="240" w:lineRule="auto"/>
-    </w:pPr>
     <w:rPr>
       <w:color w:val="376092" w:themeColor="accent1" w:themeShade="BF"/>
     </w:rPr>
@@ -4820,6 +4645,12 @@
         <w:top w:val="single" w:color="4F81BD" w:themeColor="accent1" w:sz="8" w:space="0"/>
         <w:bottom w:val="single" w:color="4F81BD" w:themeColor="accent1" w:sz="8" w:space="0"/>
       </w:tblBorders>
+      <w:tblCellMar>
+        <w:top w:w="0" w:type="dxa"/>
+        <w:left w:w="108" w:type="dxa"/>
+        <w:bottom w:w="0" w:type="dxa"/>
+        <w:right w:w="108" w:type="dxa"/>
+      </w:tblCellMar>
     </w:tblPr>
     <w:tblStylePr w:type="firstRow">
       <w:pPr>
@@ -4902,9 +4733,6 @@
     <w:name w:val="Light Shading Accent 2"/>
     <w:basedOn w:val="12"/>
     <w:uiPriority w:val="60"/>
-    <w:pPr>
-      <w:spacing w:after="0" w:line="240" w:lineRule="auto"/>
-    </w:pPr>
     <w:rPr>
       <w:color w:val="953735" w:themeColor="accent2" w:themeShade="BF"/>
     </w:rPr>
@@ -4913,6 +4741,12 @@
         <w:top w:val="single" w:color="C0504D" w:themeColor="accent2" w:sz="8" w:space="0"/>
         <w:bottom w:val="single" w:color="C0504D" w:themeColor="accent2" w:sz="8" w:space="0"/>
       </w:tblBorders>
+      <w:tblCellMar>
+        <w:top w:w="0" w:type="dxa"/>
+        <w:left w:w="108" w:type="dxa"/>
+        <w:bottom w:w="0" w:type="dxa"/>
+        <w:right w:w="108" w:type="dxa"/>
+      </w:tblCellMar>
     </w:tblPr>
     <w:tblStylePr w:type="firstRow">
       <w:pPr>
@@ -4995,9 +4829,6 @@
     <w:name w:val="Light Shading Accent 3"/>
     <w:basedOn w:val="12"/>
     <w:uiPriority w:val="60"/>
-    <w:pPr>
-      <w:spacing w:after="0" w:line="240" w:lineRule="auto"/>
-    </w:pPr>
     <w:rPr>
       <w:color w:val="77933C" w:themeColor="accent3" w:themeShade="BF"/>
     </w:rPr>
@@ -5006,6 +4837,12 @@
         <w:top w:val="single" w:color="9BBB59" w:themeColor="accent3" w:sz="8" w:space="0"/>
         <w:bottom w:val="single" w:color="9BBB59" w:themeColor="accent3" w:sz="8" w:space="0"/>
       </w:tblBorders>
+      <w:tblCellMar>
+        <w:top w:w="0" w:type="dxa"/>
+        <w:left w:w="108" w:type="dxa"/>
+        <w:bottom w:w="0" w:type="dxa"/>
+        <w:right w:w="108" w:type="dxa"/>
+      </w:tblCellMar>
     </w:tblPr>
     <w:tblStylePr w:type="firstRow">
       <w:pPr>
@@ -5088,9 +4925,6 @@
     <w:name w:val="Light Shading Accent 4"/>
     <w:basedOn w:val="12"/>
     <w:uiPriority w:val="60"/>
-    <w:pPr>
-      <w:spacing w:after="0" w:line="240" w:lineRule="auto"/>
-    </w:pPr>
     <w:rPr>
       <w:color w:val="604A7B" w:themeColor="accent4" w:themeShade="BF"/>
     </w:rPr>
@@ -5099,6 +4933,12 @@
         <w:top w:val="single" w:color="8064A2" w:themeColor="accent4" w:sz="8" w:space="0"/>
         <w:bottom w:val="single" w:color="8064A2" w:themeColor="accent4" w:sz="8" w:space="0"/>
       </w:tblBorders>
+      <w:tblCellMar>
+        <w:top w:w="0" w:type="dxa"/>
+        <w:left w:w="108" w:type="dxa"/>
+        <w:bottom w:w="0" w:type="dxa"/>
+        <w:right w:w="108" w:type="dxa"/>
+      </w:tblCellMar>
     </w:tblPr>
     <w:tblStylePr w:type="firstRow">
       <w:pPr>
@@ -5182,9 +5022,6 @@
     <w:basedOn w:val="12"/>
     <w:qFormat/>
     <w:uiPriority w:val="60"/>
-    <w:pPr>
-      <w:spacing w:after="0" w:line="240" w:lineRule="auto"/>
-    </w:pPr>
     <w:rPr>
       <w:color w:val="31859C" w:themeColor="accent5" w:themeShade="BF"/>
     </w:rPr>
@@ -5193,6 +5030,12 @@
         <w:top w:val="single" w:color="4BACC6" w:themeColor="accent5" w:sz="8" w:space="0"/>
         <w:bottom w:val="single" w:color="4BACC6" w:themeColor="accent5" w:sz="8" w:space="0"/>
       </w:tblBorders>
+      <w:tblCellMar>
+        <w:top w:w="0" w:type="dxa"/>
+        <w:left w:w="108" w:type="dxa"/>
+        <w:bottom w:w="0" w:type="dxa"/>
+        <w:right w:w="108" w:type="dxa"/>
+      </w:tblCellMar>
     </w:tblPr>
     <w:tblStylePr w:type="firstRow">
       <w:pPr>
@@ -5275,9 +5118,6 @@
     <w:name w:val="Light Shading Accent 6"/>
     <w:basedOn w:val="12"/>
     <w:uiPriority w:val="60"/>
-    <w:pPr>
-      <w:spacing w:after="0" w:line="240" w:lineRule="auto"/>
-    </w:pPr>
     <w:rPr>
       <w:color w:val="E46C0A" w:themeColor="accent6" w:themeShade="BF"/>
     </w:rPr>
@@ -5286,6 +5126,12 @@
         <w:top w:val="single" w:color="F79646" w:themeColor="accent6" w:sz="8" w:space="0"/>
         <w:bottom w:val="single" w:color="F79646" w:themeColor="accent6" w:sz="8" w:space="0"/>
       </w:tblBorders>
+      <w:tblCellMar>
+        <w:top w:w="0" w:type="dxa"/>
+        <w:left w:w="108" w:type="dxa"/>
+        <w:bottom w:w="0" w:type="dxa"/>
+        <w:right w:w="108" w:type="dxa"/>
+      </w:tblCellMar>
     </w:tblPr>
     <w:tblStylePr w:type="firstRow">
       <w:pPr>
@@ -5369,9 +5215,6 @@
     <w:basedOn w:val="12"/>
     <w:qFormat/>
     <w:uiPriority w:val="61"/>
-    <w:pPr>
-      <w:spacing w:after="0" w:line="240" w:lineRule="auto"/>
-    </w:pPr>
     <w:tblPr>
       <w:tblBorders>
         <w:top w:val="single" w:color="000000" w:themeColor="text1" w:sz="8" w:space="0"/>
@@ -5379,6 +5222,12 @@
         <w:bottom w:val="single" w:color="000000" w:themeColor="text1" w:sz="8" w:space="0"/>
         <w:right w:val="single" w:color="000000" w:themeColor="text1" w:sz="8" w:space="0"/>
       </w:tblBorders>
+      <w:tblCellMar>
+        <w:top w:w="0" w:type="dxa"/>
+        <w:left w:w="108" w:type="dxa"/>
+        <w:bottom w:w="0" w:type="dxa"/>
+        <w:right w:w="108" w:type="dxa"/>
+      </w:tblCellMar>
     </w:tblPr>
     <w:tblStylePr w:type="firstRow">
       <w:pPr>
@@ -5457,9 +5306,6 @@
     <w:basedOn w:val="12"/>
     <w:qFormat/>
     <w:uiPriority w:val="61"/>
-    <w:pPr>
-      <w:spacing w:after="0" w:line="240" w:lineRule="auto"/>
-    </w:pPr>
     <w:tblPr>
       <w:tblBorders>
         <w:top w:val="single" w:color="4F81BD" w:themeColor="accent1" w:sz="8" w:space="0"/>
@@ -5467,6 +5313,12 @@
         <w:bottom w:val="single" w:color="4F81BD" w:themeColor="accent1" w:sz="8" w:space="0"/>
         <w:right w:val="single" w:color="4F81BD" w:themeColor="accent1" w:sz="8" w:space="0"/>
       </w:tblBorders>
+      <w:tblCellMar>
+        <w:top w:w="0" w:type="dxa"/>
+        <w:left w:w="108" w:type="dxa"/>
+        <w:bottom w:w="0" w:type="dxa"/>
+        <w:right w:w="108" w:type="dxa"/>
+      </w:tblCellMar>
     </w:tblPr>
     <w:tblStylePr w:type="firstRow">
       <w:pPr>
@@ -5544,9 +5396,6 @@
     <w:name w:val="Light List Accent 2"/>
     <w:basedOn w:val="12"/>
     <w:uiPriority w:val="61"/>
-    <w:pPr>
-      <w:spacing w:after="0" w:line="240" w:lineRule="auto"/>
-    </w:pPr>
     <w:tblPr>
       <w:tblBorders>
         <w:top w:val="single" w:color="C0504D" w:themeColor="accent2" w:sz="8" w:space="0"/>
@@ -5554,6 +5403,12 @@
         <w:bottom w:val="single" w:color="C0504D" w:themeColor="accent2" w:sz="8" w:space="0"/>
         <w:right w:val="single" w:color="C0504D" w:themeColor="accent2" w:sz="8" w:space="0"/>
       </w:tblBorders>
+      <w:tblCellMar>
+        <w:top w:w="0" w:type="dxa"/>
+        <w:left w:w="108" w:type="dxa"/>
+        <w:bottom w:w="0" w:type="dxa"/>
+        <w:right w:w="108" w:type="dxa"/>
+      </w:tblCellMar>
     </w:tblPr>
     <w:tblStylePr w:type="firstRow">
       <w:pPr>
@@ -5631,9 +5486,6 @@
     <w:name w:val="Light List Accent 3"/>
     <w:basedOn w:val="12"/>
     <w:uiPriority w:val="61"/>
-    <w:pPr>
-      <w:spacing w:after="0" w:line="240" w:lineRule="auto"/>
-    </w:pPr>
     <w:tblPr>
       <w:tblBorders>
         <w:top w:val="single" w:color="9BBB59" w:themeColor="accent3" w:sz="8" w:space="0"/>
@@ -5641,6 +5493,12 @@
         <w:bottom w:val="single" w:color="9BBB59" w:themeColor="accent3" w:sz="8" w:space="0"/>
         <w:right w:val="single" w:color="9BBB59" w:themeColor="accent3" w:sz="8" w:space="0"/>
       </w:tblBorders>
+      <w:tblCellMar>
+        <w:top w:w="0" w:type="dxa"/>
+        <w:left w:w="108" w:type="dxa"/>
+        <w:bottom w:w="0" w:type="dxa"/>
+        <w:right w:w="108" w:type="dxa"/>
+      </w:tblCellMar>
     </w:tblPr>
     <w:tblStylePr w:type="firstRow">
       <w:pPr>
@@ -5718,9 +5576,6 @@
     <w:name w:val="Light List Accent 4"/>
     <w:basedOn w:val="12"/>
     <w:uiPriority w:val="61"/>
-    <w:pPr>
-      <w:spacing w:after="0" w:line="240" w:lineRule="auto"/>
-    </w:pPr>
     <w:tblPr>
       <w:tblBorders>
         <w:top w:val="single" w:color="8064A2" w:themeColor="accent4" w:sz="8" w:space="0"/>
@@ -5728,6 +5583,12 @@
         <w:bottom w:val="single" w:color="8064A2" w:themeColor="accent4" w:sz="8" w:space="0"/>
         <w:right w:val="single" w:color="8064A2" w:themeColor="accent4" w:sz="8" w:space="0"/>
       </w:tblBorders>
+      <w:tblCellMar>
+        <w:top w:w="0" w:type="dxa"/>
+        <w:left w:w="108" w:type="dxa"/>
+        <w:bottom w:w="0" w:type="dxa"/>
+        <w:right w:w="108" w:type="dxa"/>
+      </w:tblCellMar>
     </w:tblPr>
     <w:tblStylePr w:type="firstRow">
       <w:pPr>
@@ -5805,9 +5666,6 @@
     <w:name w:val="Light List Accent 5"/>
     <w:basedOn w:val="12"/>
     <w:uiPriority w:val="61"/>
-    <w:pPr>
-      <w:spacing w:after="0" w:line="240" w:lineRule="auto"/>
-    </w:pPr>
     <w:tblPr>
       <w:tblBorders>
         <w:top w:val="single" w:color="4BACC6" w:themeColor="accent5" w:sz="8" w:space="0"/>
@@ -5815,6 +5673,12 @@
         <w:bottom w:val="single" w:color="4BACC6" w:themeColor="accent5" w:sz="8" w:space="0"/>
         <w:right w:val="single" w:color="4BACC6" w:themeColor="accent5" w:sz="8" w:space="0"/>
       </w:tblBorders>
+      <w:tblCellMar>
+        <w:top w:w="0" w:type="dxa"/>
+        <w:left w:w="108" w:type="dxa"/>
+        <w:bottom w:w="0" w:type="dxa"/>
+        <w:right w:w="108" w:type="dxa"/>
+      </w:tblCellMar>
     </w:tblPr>
     <w:tblStylePr w:type="firstRow">
       <w:pPr>
@@ -5893,9 +5757,6 @@
     <w:basedOn w:val="12"/>
     <w:qFormat/>
     <w:uiPriority w:val="61"/>
-    <w:pPr>
-      <w:spacing w:after="0" w:line="240" w:lineRule="auto"/>
-    </w:pPr>
     <w:tblPr>
       <w:tblBorders>
         <w:top w:val="single" w:color="F79646" w:themeColor="accent6" w:sz="8" w:space="0"/>
@@ -5903,6 +5764,12 @@
         <w:bottom w:val="single" w:color="F79646" w:themeColor="accent6" w:sz="8" w:space="0"/>
         <w:right w:val="single" w:color="F79646" w:themeColor="accent6" w:sz="8" w:space="0"/>
       </w:tblBorders>
+      <w:tblCellMar>
+        <w:top w:w="0" w:type="dxa"/>
+        <w:left w:w="108" w:type="dxa"/>
+        <w:bottom w:w="0" w:type="dxa"/>
+        <w:right w:w="108" w:type="dxa"/>
+      </w:tblCellMar>
     </w:tblPr>
     <w:tblStylePr w:type="firstRow">
       <w:pPr>
@@ -5980,9 +5847,6 @@
     <w:name w:val="Light Grid"/>
     <w:basedOn w:val="12"/>
     <w:uiPriority w:val="62"/>
-    <w:pPr>
-      <w:spacing w:after="0" w:line="240" w:lineRule="auto"/>
-    </w:pPr>
     <w:tblPr>
       <w:tblBorders>
         <w:top w:val="single" w:color="000000" w:themeColor="text1" w:sz="8" w:space="0"/>
@@ -5992,6 +5856,12 @@
         <w:insideH w:val="single" w:color="000000" w:themeColor="text1" w:sz="8" w:space="0"/>
         <w:insideV w:val="single" w:color="000000" w:themeColor="text1" w:sz="8" w:space="0"/>
       </w:tblBorders>
+      <w:tblCellMar>
+        <w:top w:w="0" w:type="dxa"/>
+        <w:left w:w="108" w:type="dxa"/>
+        <w:bottom w:w="0" w:type="dxa"/>
+        <w:right w:w="108" w:type="dxa"/>
+      </w:tblCellMar>
     </w:tblPr>
     <w:tblStylePr w:type="firstRow">
       <w:pPr>
@@ -6101,9 +5971,6 @@
     <w:basedOn w:val="12"/>
     <w:qFormat/>
     <w:uiPriority w:val="62"/>
-    <w:pPr>
-      <w:spacing w:after="0" w:line="240" w:lineRule="auto"/>
-    </w:pPr>
     <w:tblPr>
       <w:tblBorders>
         <w:top w:val="single" w:color="4F81BD" w:themeColor="accent1" w:sz="8" w:space="0"/>
@@ -6113,6 +5980,12 @@
         <w:insideH w:val="single" w:color="4F81BD" w:themeColor="accent1" w:sz="8" w:space="0"/>
         <w:insideV w:val="single" w:color="4F81BD" w:themeColor="accent1" w:sz="8" w:space="0"/>
       </w:tblBorders>
+      <w:tblCellMar>
+        <w:top w:w="0" w:type="dxa"/>
+        <w:left w:w="108" w:type="dxa"/>
+        <w:bottom w:w="0" w:type="dxa"/>
+        <w:right w:w="108" w:type="dxa"/>
+      </w:tblCellMar>
     </w:tblPr>
     <w:tblStylePr w:type="firstRow">
       <w:pPr>
@@ -6221,9 +6094,6 @@
     <w:name w:val="Light Grid Accent 2"/>
     <w:basedOn w:val="12"/>
     <w:uiPriority w:val="62"/>
-    <w:pPr>
-      <w:spacing w:after="0" w:line="240" w:lineRule="auto"/>
-    </w:pPr>
     <w:tblPr>
       <w:tblBorders>
         <w:top w:val="single" w:color="C0504D" w:themeColor="accent2" w:sz="8" w:space="0"/>
@@ -6233,6 +6103,12 @@
         <w:insideH w:val="single" w:color="C0504D" w:themeColor="accent2" w:sz="8" w:space="0"/>
         <w:insideV w:val="single" w:color="C0504D" w:themeColor="accent2" w:sz="8" w:space="0"/>
       </w:tblBorders>
+      <w:tblCellMar>
+        <w:top w:w="0" w:type="dxa"/>
+        <w:left w:w="108" w:type="dxa"/>
+        <w:bottom w:w="0" w:type="dxa"/>
+        <w:right w:w="108" w:type="dxa"/>
+      </w:tblCellMar>
     </w:tblPr>
     <w:tblStylePr w:type="firstRow">
       <w:pPr>
@@ -6341,9 +6217,6 @@
     <w:name w:val="Light Grid Accent 3"/>
     <w:basedOn w:val="12"/>
     <w:uiPriority w:val="62"/>
-    <w:pPr>
-      <w:spacing w:after="0" w:line="240" w:lineRule="auto"/>
-    </w:pPr>
     <w:tblPr>
       <w:tblBorders>
         <w:top w:val="single" w:color="9BBB59" w:themeColor="accent3" w:sz="8" w:space="0"/>
@@ -6353,6 +6226,12 @@
         <w:insideH w:val="single" w:color="9BBB59" w:themeColor="accent3" w:sz="8" w:space="0"/>
         <w:insideV w:val="single" w:color="9BBB59" w:themeColor="accent3" w:sz="8" w:space="0"/>
       </w:tblBorders>
+      <w:tblCellMar>
+        <w:top w:w="0" w:type="dxa"/>
+        <w:left w:w="108" w:type="dxa"/>
+        <w:bottom w:w="0" w:type="dxa"/>
+        <w:right w:w="108" w:type="dxa"/>
+      </w:tblCellMar>
     </w:tblPr>
     <w:tblStylePr w:type="firstRow">
       <w:pPr>
@@ -6461,9 +6340,6 @@
     <w:name w:val="Light Grid Accent 4"/>
     <w:basedOn w:val="12"/>
     <w:uiPriority w:val="62"/>
-    <w:pPr>
-      <w:spacing w:after="0" w:line="240" w:lineRule="auto"/>
-    </w:pPr>
     <w:tblPr>
       <w:tblBorders>
         <w:top w:val="single" w:color="8064A2" w:themeColor="accent4" w:sz="8" w:space="0"/>
@@ -6473,6 +6349,12 @@
         <w:insideH w:val="single" w:color="8064A2" w:themeColor="accent4" w:sz="8" w:space="0"/>
         <w:insideV w:val="single" w:color="8064A2" w:themeColor="accent4" w:sz="8" w:space="0"/>
       </w:tblBorders>
+      <w:tblCellMar>
+        <w:top w:w="0" w:type="dxa"/>
+        <w:left w:w="108" w:type="dxa"/>
+        <w:bottom w:w="0" w:type="dxa"/>
+        <w:right w:w="108" w:type="dxa"/>
+      </w:tblCellMar>
     </w:tblPr>
     <w:tblStylePr w:type="firstRow">
       <w:pPr>
@@ -6581,9 +6463,6 @@
     <w:name w:val="Light Grid Accent 5"/>
     <w:basedOn w:val="12"/>
     <w:uiPriority w:val="62"/>
-    <w:pPr>
-      <w:spacing w:after="0" w:line="240" w:lineRule="auto"/>
-    </w:pPr>
     <w:tblPr>
       <w:tblBorders>
         <w:top w:val="single" w:color="4BACC6" w:themeColor="accent5" w:sz="8" w:space="0"/>
@@ -6593,6 +6472,12 @@
         <w:insideH w:val="single" w:color="4BACC6" w:themeColor="accent5" w:sz="8" w:space="0"/>
         <w:insideV w:val="single" w:color="4BACC6" w:themeColor="accent5" w:sz="8" w:space="0"/>
       </w:tblBorders>
+      <w:tblCellMar>
+        <w:top w:w="0" w:type="dxa"/>
+        <w:left w:w="108" w:type="dxa"/>
+        <w:bottom w:w="0" w:type="dxa"/>
+        <w:right w:w="108" w:type="dxa"/>
+      </w:tblCellMar>
     </w:tblPr>
     <w:tblStylePr w:type="firstRow">
       <w:pPr>
@@ -6702,9 +6587,6 @@
     <w:basedOn w:val="12"/>
     <w:qFormat/>
     <w:uiPriority w:val="62"/>
-    <w:pPr>
-      <w:spacing w:after="0" w:line="240" w:lineRule="auto"/>
-    </w:pPr>
     <w:tblPr>
       <w:tblBorders>
         <w:top w:val="single" w:color="F79646" w:themeColor="accent6" w:sz="8" w:space="0"/>
@@ -6714,6 +6596,12 @@
         <w:insideH w:val="single" w:color="F79646" w:themeColor="accent6" w:sz="8" w:space="0"/>
         <w:insideV w:val="single" w:color="F79646" w:themeColor="accent6" w:sz="8" w:space="0"/>
       </w:tblBorders>
+      <w:tblCellMar>
+        <w:top w:w="0" w:type="dxa"/>
+        <w:left w:w="108" w:type="dxa"/>
+        <w:bottom w:w="0" w:type="dxa"/>
+        <w:right w:w="108" w:type="dxa"/>
+      </w:tblCellMar>
     </w:tblPr>
     <w:tblStylePr w:type="firstRow">
       <w:pPr>
@@ -6823,9 +6711,6 @@
     <w:basedOn w:val="12"/>
     <w:qFormat/>
     <w:uiPriority w:val="63"/>
-    <w:pPr>
-      <w:spacing w:after="0" w:line="240" w:lineRule="auto"/>
-    </w:pPr>
     <w:tblPr>
       <w:tblBorders>
         <w:top w:val="single" w:color="3F3F3F" w:themeColor="text1" w:themeTint="BF" w:sz="8" w:space="0"/>
@@ -6834,6 +6719,12 @@
         <w:right w:val="single" w:color="3F3F3F" w:themeColor="text1" w:themeTint="BF" w:sz="8" w:space="0"/>
         <w:insideH w:val="single" w:color="3F3F3F" w:themeColor="text1" w:themeTint="BF" w:sz="8" w:space="0"/>
       </w:tblBorders>
+      <w:tblCellMar>
+        <w:top w:w="0" w:type="dxa"/>
+        <w:left w:w="108" w:type="dxa"/>
+        <w:bottom w:w="0" w:type="dxa"/>
+        <w:right w:w="108" w:type="dxa"/>
+      </w:tblCellMar>
     </w:tblPr>
     <w:tblStylePr w:type="firstRow">
       <w:pPr>
@@ -6924,9 +6815,6 @@
     <w:name w:val="Medium Shading 1 Accent 1"/>
     <w:basedOn w:val="12"/>
     <w:uiPriority w:val="63"/>
-    <w:pPr>
-      <w:spacing w:after="0" w:line="240" w:lineRule="auto"/>
-    </w:pPr>
     <w:tblPr>
       <w:tblBorders>
         <w:top w:val="single" w:color="7BA0CD" w:themeColor="accent1" w:themeTint="BF" w:sz="8" w:space="0"/>
@@ -6935,6 +6823,12 @@
         <w:right w:val="single" w:color="7BA0CD" w:themeColor="accent1" w:themeTint="BF" w:sz="8" w:space="0"/>
         <w:insideH w:val="single" w:color="7BA0CD" w:themeColor="accent1" w:themeTint="BF" w:sz="8" w:space="0"/>
       </w:tblBorders>
+      <w:tblCellMar>
+        <w:top w:w="0" w:type="dxa"/>
+        <w:left w:w="108" w:type="dxa"/>
+        <w:bottom w:w="0" w:type="dxa"/>
+        <w:right w:w="108" w:type="dxa"/>
+      </w:tblCellMar>
     </w:tblPr>
     <w:tblStylePr w:type="firstRow">
       <w:pPr>
@@ -7026,9 +6920,6 @@
     <w:basedOn w:val="12"/>
     <w:qFormat/>
     <w:uiPriority w:val="63"/>
-    <w:pPr>
-      <w:spacing w:after="0" w:line="240" w:lineRule="auto"/>
-    </w:pPr>
     <w:tblPr>
       <w:tblBorders>
         <w:top w:val="single" w:color="CF7B79" w:themeColor="accent2" w:themeTint="BF" w:sz="8" w:space="0"/>
@@ -7037,6 +6928,12 @@
         <w:right w:val="single" w:color="CF7B79" w:themeColor="accent2" w:themeTint="BF" w:sz="8" w:space="0"/>
         <w:insideH w:val="single" w:color="CF7B79" w:themeColor="accent2" w:themeTint="BF" w:sz="8" w:space="0"/>
       </w:tblBorders>
+      <w:tblCellMar>
+        <w:top w:w="0" w:type="dxa"/>
+        <w:left w:w="108" w:type="dxa"/>
+        <w:bottom w:w="0" w:type="dxa"/>
+        <w:right w:w="108" w:type="dxa"/>
+      </w:tblCellMar>
     </w:tblPr>
     <w:tblStylePr w:type="firstRow">
       <w:pPr>
@@ -7128,9 +7025,6 @@
     <w:basedOn w:val="12"/>
     <w:qFormat/>
     <w:uiPriority w:val="63"/>
-    <w:pPr>
-      <w:spacing w:after="0" w:line="240" w:lineRule="auto"/>
-    </w:pPr>
     <w:tblPr>
       <w:tblBorders>
         <w:top w:val="single" w:color="B4CC82" w:themeColor="accent3" w:themeTint="BF" w:sz="8" w:space="0"/>
@@ -7139,6 +7033,12 @@
         <w:right w:val="single" w:color="B4CC82" w:themeColor="accent3" w:themeTint="BF" w:sz="8" w:space="0"/>
         <w:insideH w:val="single" w:color="B4CC82" w:themeColor="accent3" w:themeTint="BF" w:sz="8" w:space="0"/>
       </w:tblBorders>
+      <w:tblCellMar>
+        <w:top w:w="0" w:type="dxa"/>
+        <w:left w:w="108" w:type="dxa"/>
+        <w:bottom w:w="0" w:type="dxa"/>
+        <w:right w:w="108" w:type="dxa"/>
+      </w:tblCellMar>
     </w:tblPr>
     <w:tblStylePr w:type="firstRow">
       <w:pPr>
@@ -7230,9 +7130,6 @@
     <w:basedOn w:val="12"/>
     <w:qFormat/>
     <w:uiPriority w:val="63"/>
-    <w:pPr>
-      <w:spacing w:after="0" w:line="240" w:lineRule="auto"/>
-    </w:pPr>
     <w:tblPr>
       <w:tblBorders>
         <w:top w:val="single" w:color="9F8AB9" w:themeColor="accent4" w:themeTint="BF" w:sz="8" w:space="0"/>
@@ -7241,6 +7138,12 @@
         <w:right w:val="single" w:color="9F8AB9" w:themeColor="accent4" w:themeTint="BF" w:sz="8" w:space="0"/>
         <w:insideH w:val="single" w:color="9F8AB9" w:themeColor="accent4" w:themeTint="BF" w:sz="8" w:space="0"/>
       </w:tblBorders>
+      <w:tblCellMar>
+        <w:top w:w="0" w:type="dxa"/>
+        <w:left w:w="108" w:type="dxa"/>
+        <w:bottom w:w="0" w:type="dxa"/>
+        <w:right w:w="108" w:type="dxa"/>
+      </w:tblCellMar>
     </w:tblPr>
     <w:tblStylePr w:type="firstRow">
       <w:pPr>
@@ -7330,10 +7233,8 @@
   <w:style w:type="table" w:styleId="63">
     <w:name w:val="Medium Shading 1 Accent 5"/>
     <w:basedOn w:val="12"/>
+    <w:qFormat/>
     <w:uiPriority w:val="63"/>
-    <w:pPr>
-      <w:spacing w:after="0" w:line="240" w:lineRule="auto"/>
-    </w:pPr>
     <w:tblPr>
       <w:tblBorders>
         <w:top w:val="single" w:color="78C0D4" w:themeColor="accent5" w:themeTint="BF" w:sz="8" w:space="0"/>
@@ -7342,6 +7243,12 @@
         <w:right w:val="single" w:color="78C0D4" w:themeColor="accent5" w:themeTint="BF" w:sz="8" w:space="0"/>
         <w:insideH w:val="single" w:color="78C0D4" w:themeColor="accent5" w:themeTint="BF" w:sz="8" w:space="0"/>
       </w:tblBorders>
+      <w:tblCellMar>
+        <w:top w:w="0" w:type="dxa"/>
+        <w:left w:w="108" w:type="dxa"/>
+        <w:bottom w:w="0" w:type="dxa"/>
+        <w:right w:w="108" w:type="dxa"/>
+      </w:tblCellMar>
     </w:tblPr>
     <w:tblStylePr w:type="firstRow">
       <w:pPr>
@@ -7431,10 +7338,8 @@
   <w:style w:type="table" w:styleId="64">
     <w:name w:val="Medium Shading 1 Accent 6"/>
     <w:basedOn w:val="12"/>
+    <w:qFormat/>
     <w:uiPriority w:val="63"/>
-    <w:pPr>
-      <w:spacing w:after="0" w:line="240" w:lineRule="auto"/>
-    </w:pPr>
     <w:tblPr>
       <w:tblBorders>
         <w:top w:val="single" w:color="F9B074" w:themeColor="accent6" w:themeTint="BF" w:sz="8" w:space="0"/>
@@ -7443,6 +7348,12 @@
         <w:right w:val="single" w:color="F9B074" w:themeColor="accent6" w:themeTint="BF" w:sz="8" w:space="0"/>
         <w:insideH w:val="single" w:color="F9B074" w:themeColor="accent6" w:themeTint="BF" w:sz="8" w:space="0"/>
       </w:tblBorders>
+      <w:tblCellMar>
+        <w:top w:w="0" w:type="dxa"/>
+        <w:left w:w="108" w:type="dxa"/>
+        <w:bottom w:w="0" w:type="dxa"/>
+        <w:right w:w="108" w:type="dxa"/>
+      </w:tblCellMar>
     </w:tblPr>
     <w:tblStylePr w:type="firstRow">
       <w:pPr>
@@ -7533,14 +7444,17 @@
     <w:name w:val="Medium Shading 2"/>
     <w:basedOn w:val="12"/>
     <w:uiPriority w:val="64"/>
-    <w:pPr>
-      <w:spacing w:after="0" w:line="240" w:lineRule="auto"/>
-    </w:pPr>
     <w:tblPr>
       <w:tblBorders>
         <w:top w:val="single" w:color="auto" w:sz="18" w:space="0"/>
         <w:bottom w:val="single" w:color="auto" w:sz="18" w:space="0"/>
       </w:tblBorders>
+      <w:tblCellMar>
+        <w:top w:w="0" w:type="dxa"/>
+        <w:left w:w="108" w:type="dxa"/>
+        <w:bottom w:w="0" w:type="dxa"/>
+        <w:right w:w="108" w:type="dxa"/>
+      </w:tblCellMar>
     </w:tblPr>
     <w:tblStylePr w:type="firstRow">
       <w:pPr>
@@ -7691,15 +7605,19 @@
   <w:style w:type="table" w:styleId="66">
     <w:name w:val="Medium Shading 2 Accent 1"/>
     <w:basedOn w:val="12"/>
+    <w:qFormat/>
     <w:uiPriority w:val="64"/>
-    <w:pPr>
-      <w:spacing w:after="0" w:line="240" w:lineRule="auto"/>
-    </w:pPr>
     <w:tblPr>
       <w:tblBorders>
         <w:top w:val="single" w:color="auto" w:sz="18" w:space="0"/>
         <w:bottom w:val="single" w:color="auto" w:sz="18" w:space="0"/>
       </w:tblBorders>
+      <w:tblCellMar>
+        <w:top w:w="0" w:type="dxa"/>
+        <w:left w:w="108" w:type="dxa"/>
+        <w:bottom w:w="0" w:type="dxa"/>
+        <w:right w:w="108" w:type="dxa"/>
+      </w:tblCellMar>
     </w:tblPr>
     <w:tblStylePr w:type="firstRow">
       <w:pPr>
@@ -7850,15 +7768,19 @@
   <w:style w:type="table" w:styleId="67">
     <w:name w:val="Medium Shading 2 Accent 2"/>
     <w:basedOn w:val="12"/>
+    <w:qFormat/>
     <w:uiPriority w:val="64"/>
-    <w:pPr>
-      <w:spacing w:after="0" w:line="240" w:lineRule="auto"/>
-    </w:pPr>
     <w:tblPr>
       <w:tblBorders>
         <w:top w:val="single" w:color="auto" w:sz="18" w:space="0"/>
         <w:bottom w:val="single" w:color="auto" w:sz="18" w:space="0"/>
       </w:tblBorders>
+      <w:tblCellMar>
+        <w:top w:w="0" w:type="dxa"/>
+        <w:left w:w="108" w:type="dxa"/>
+        <w:bottom w:w="0" w:type="dxa"/>
+        <w:right w:w="108" w:type="dxa"/>
+      </w:tblCellMar>
     </w:tblPr>
     <w:tblStylePr w:type="firstRow">
       <w:pPr>
@@ -8010,14 +7932,17 @@
     <w:name w:val="Medium Shading 2 Accent 3"/>
     <w:basedOn w:val="12"/>
     <w:uiPriority w:val="64"/>
-    <w:pPr>
-      <w:spacing w:after="0" w:line="240" w:lineRule="auto"/>
-    </w:pPr>
     <w:tblPr>
       <w:tblBorders>
         <w:top w:val="single" w:color="auto" w:sz="18" w:space="0"/>
         <w:bottom w:val="single" w:color="auto" w:sz="18" w:space="0"/>
       </w:tblBorders>
+      <w:tblCellMar>
+        <w:top w:w="0" w:type="dxa"/>
+        <w:left w:w="108" w:type="dxa"/>
+        <w:bottom w:w="0" w:type="dxa"/>
+        <w:right w:w="108" w:type="dxa"/>
+      </w:tblCellMar>
     </w:tblPr>
     <w:tblStylePr w:type="firstRow">
       <w:pPr>
@@ -8168,15 +8093,19 @@
   <w:style w:type="table" w:styleId="69">
     <w:name w:val="Medium Shading 2 Accent 4"/>
     <w:basedOn w:val="12"/>
+    <w:qFormat/>
     <w:uiPriority w:val="64"/>
-    <w:pPr>
-      <w:spacing w:after="0" w:line="240" w:lineRule="auto"/>
-    </w:pPr>
     <w:tblPr>
       <w:tblBorders>
         <w:top w:val="single" w:color="auto" w:sz="18" w:space="0"/>
         <w:bottom w:val="single" w:color="auto" w:sz="18" w:space="0"/>
       </w:tblBorders>
+      <w:tblCellMar>
+        <w:top w:w="0" w:type="dxa"/>
+        <w:left w:w="108" w:type="dxa"/>
+        <w:bottom w:w="0" w:type="dxa"/>
+        <w:right w:w="108" w:type="dxa"/>
+      </w:tblCellMar>
     </w:tblPr>
     <w:tblStylePr w:type="firstRow">
       <w:pPr>
@@ -8327,15 +8256,19 @@
   <w:style w:type="table" w:styleId="70">
     <w:name w:val="Medium Shading 2 Accent 5"/>
     <w:basedOn w:val="12"/>
+    <w:qFormat/>
     <w:uiPriority w:val="64"/>
-    <w:pPr>
-      <w:spacing w:after="0" w:line="240" w:lineRule="auto"/>
-    </w:pPr>
     <w:tblPr>
       <w:tblBorders>
         <w:top w:val="single" w:color="auto" w:sz="18" w:space="0"/>
         <w:bottom w:val="single" w:color="auto" w:sz="18" w:space="0"/>
       </w:tblBorders>
+      <w:tblCellMar>
+        <w:top w:w="0" w:type="dxa"/>
+        <w:left w:w="108" w:type="dxa"/>
+        <w:bottom w:w="0" w:type="dxa"/>
+        <w:right w:w="108" w:type="dxa"/>
+      </w:tblCellMar>
     </w:tblPr>
     <w:tblStylePr w:type="firstRow">
       <w:pPr>
@@ -8487,14 +8420,17 @@
     <w:name w:val="Medium Shading 2 Accent 6"/>
     <w:basedOn w:val="12"/>
     <w:uiPriority w:val="64"/>
-    <w:pPr>
-      <w:spacing w:after="0" w:line="240" w:lineRule="auto"/>
-    </w:pPr>
     <w:tblPr>
       <w:tblBorders>
         <w:top w:val="single" w:color="auto" w:sz="18" w:space="0"/>
         <w:bottom w:val="single" w:color="auto" w:sz="18" w:space="0"/>
       </w:tblBorders>
+      <w:tblCellMar>
+        <w:top w:w="0" w:type="dxa"/>
+        <w:left w:w="108" w:type="dxa"/>
+        <w:bottom w:w="0" w:type="dxa"/>
+        <w:right w:w="108" w:type="dxa"/>
+      </w:tblCellMar>
     </w:tblPr>
     <w:tblStylePr w:type="firstRow">
       <w:pPr>
@@ -8646,9 +8582,6 @@
     <w:name w:val="Medium List 1"/>
     <w:basedOn w:val="12"/>
     <w:uiPriority w:val="65"/>
-    <w:pPr>
-      <w:spacing w:after="0" w:line="240" w:lineRule="auto"/>
-    </w:pPr>
     <w:rPr>
       <w:color w:val="000000" w:themeColor="text1"/>
       <w14:textFill>
@@ -8662,6 +8595,12 @@
         <w:top w:val="single" w:color="000000" w:themeColor="text1" w:sz="8" w:space="0"/>
         <w:bottom w:val="single" w:color="000000" w:themeColor="text1" w:sz="8" w:space="0"/>
       </w:tblBorders>
+      <w:tblCellMar>
+        <w:top w:w="0" w:type="dxa"/>
+        <w:left w:w="108" w:type="dxa"/>
+        <w:bottom w:w="0" w:type="dxa"/>
+        <w:right w:w="108" w:type="dxa"/>
+      </w:tblCellMar>
     </w:tblPr>
     <w:tblStylePr w:type="firstRow">
       <w:rPr>
@@ -8730,9 +8669,6 @@
     <w:name w:val="Medium List 1 Accent 1"/>
     <w:basedOn w:val="12"/>
     <w:uiPriority w:val="65"/>
-    <w:pPr>
-      <w:spacing w:after="0" w:line="240" w:lineRule="auto"/>
-    </w:pPr>
     <w:rPr>
       <w:color w:val="000000" w:themeColor="text1"/>
       <w14:textFill>
@@ -8746,6 +8682,12 @@
         <w:top w:val="single" w:color="4F81BD" w:themeColor="accent1" w:sz="8" w:space="0"/>
         <w:bottom w:val="single" w:color="4F81BD" w:themeColor="accent1" w:sz="8" w:space="0"/>
       </w:tblBorders>
+      <w:tblCellMar>
+        <w:top w:w="0" w:type="dxa"/>
+        <w:left w:w="108" w:type="dxa"/>
+        <w:bottom w:w="0" w:type="dxa"/>
+        <w:right w:w="108" w:type="dxa"/>
+      </w:tblCellMar>
     </w:tblPr>
     <w:tblStylePr w:type="firstRow">
       <w:rPr>
@@ -8814,9 +8756,6 @@
     <w:name w:val="Medium List 1 Accent 2"/>
     <w:basedOn w:val="12"/>
     <w:uiPriority w:val="65"/>
-    <w:pPr>
-      <w:spacing w:after="0" w:line="240" w:lineRule="auto"/>
-    </w:pPr>
     <w:rPr>
       <w:color w:val="000000" w:themeColor="text1"/>
       <w14:textFill>
@@ -8830,6 +8769,12 @@
         <w:top w:val="single" w:color="C0504D" w:themeColor="accent2" w:sz="8" w:space="0"/>
         <w:bottom w:val="single" w:color="C0504D" w:themeColor="accent2" w:sz="8" w:space="0"/>
       </w:tblBorders>
+      <w:tblCellMar>
+        <w:top w:w="0" w:type="dxa"/>
+        <w:left w:w="108" w:type="dxa"/>
+        <w:bottom w:w="0" w:type="dxa"/>
+        <w:right w:w="108" w:type="dxa"/>
+      </w:tblCellMar>
     </w:tblPr>
     <w:tblStylePr w:type="firstRow">
       <w:rPr>
@@ -8899,9 +8844,6 @@
     <w:basedOn w:val="12"/>
     <w:qFormat/>
     <w:uiPriority w:val="65"/>
-    <w:pPr>
-      <w:spacing w:after="0" w:line="240" w:lineRule="auto"/>
-    </w:pPr>
     <w:rPr>
       <w:color w:val="000000" w:themeColor="text1"/>
       <w14:textFill>
@@ -8915,6 +8857,12 @@
         <w:top w:val="single" w:color="9BBB59" w:themeColor="accent3" w:sz="8" w:space="0"/>
         <w:bottom w:val="single" w:color="9BBB59" w:themeColor="accent3" w:sz="8" w:space="0"/>
       </w:tblBorders>
+      <w:tblCellMar>
+        <w:top w:w="0" w:type="dxa"/>
+        <w:left w:w="108" w:type="dxa"/>
+        <w:bottom w:w="0" w:type="dxa"/>
+        <w:right w:w="108" w:type="dxa"/>
+      </w:tblCellMar>
     </w:tblPr>
     <w:tblStylePr w:type="firstRow">
       <w:rPr>
@@ -8984,9 +8932,6 @@
     <w:basedOn w:val="12"/>
     <w:qFormat/>
     <w:uiPriority w:val="65"/>
-    <w:pPr>
-      <w:spacing w:after="0" w:line="240" w:lineRule="auto"/>
-    </w:pPr>
     <w:rPr>
       <w:color w:val="000000" w:themeColor="text1"/>
       <w14:textFill>
@@ -9000,6 +8945,12 @@
         <w:top w:val="single" w:color="8064A2" w:themeColor="accent4" w:sz="8" w:space="0"/>
         <w:bottom w:val="single" w:color="8064A2" w:themeColor="accent4" w:sz="8" w:space="0"/>
       </w:tblBorders>
+      <w:tblCellMar>
+        <w:top w:w="0" w:type="dxa"/>
+        <w:left w:w="108" w:type="dxa"/>
+        <w:bottom w:w="0" w:type="dxa"/>
+        <w:right w:w="108" w:type="dxa"/>
+      </w:tblCellMar>
     </w:tblPr>
     <w:tblStylePr w:type="firstRow">
       <w:rPr>
@@ -9068,9 +9019,6 @@
     <w:name w:val="Medium List 1 Accent 5"/>
     <w:basedOn w:val="12"/>
     <w:uiPriority w:val="65"/>
-    <w:pPr>
-      <w:spacing w:after="0" w:line="240" w:lineRule="auto"/>
-    </w:pPr>
     <w:rPr>
       <w:color w:val="000000" w:themeColor="text1"/>
       <w14:textFill>
@@ -9084,6 +9032,12 @@
         <w:top w:val="single" w:color="4BACC6" w:themeColor="accent5" w:sz="8" w:space="0"/>
         <w:bottom w:val="single" w:color="4BACC6" w:themeColor="accent5" w:sz="8" w:space="0"/>
       </w:tblBorders>
+      <w:tblCellMar>
+        <w:top w:w="0" w:type="dxa"/>
+        <w:left w:w="108" w:type="dxa"/>
+        <w:bottom w:w="0" w:type="dxa"/>
+        <w:right w:w="108" w:type="dxa"/>
+      </w:tblCellMar>
     </w:tblPr>
     <w:tblStylePr w:type="firstRow">
       <w:rPr>
@@ -9152,9 +9106,6 @@
     <w:name w:val="Medium List 1 Accent 6"/>
     <w:basedOn w:val="12"/>
     <w:uiPriority w:val="65"/>
-    <w:pPr>
-      <w:spacing w:after="0" w:line="240" w:lineRule="auto"/>
-    </w:pPr>
     <w:rPr>
       <w:color w:val="000000" w:themeColor="text1"/>
       <w14:textFill>
@@ -9168,6 +9119,12 @@
         <w:top w:val="single" w:color="F79646" w:themeColor="accent6" w:sz="8" w:space="0"/>
         <w:bottom w:val="single" w:color="F79646" w:themeColor="accent6" w:sz="8" w:space="0"/>
       </w:tblBorders>
+      <w:tblCellMar>
+        <w:top w:w="0" w:type="dxa"/>
+        <w:left w:w="108" w:type="dxa"/>
+        <w:bottom w:w="0" w:type="dxa"/>
+        <w:right w:w="108" w:type="dxa"/>
+      </w:tblCellMar>
     </w:tblPr>
     <w:tblStylePr w:type="firstRow">
       <w:rPr>
@@ -9236,9 +9193,6 @@
     <w:name w:val="Medium List 2"/>
     <w:basedOn w:val="12"/>
     <w:uiPriority w:val="66"/>
-    <w:pPr>
-      <w:spacing w:after="0" w:line="240" w:lineRule="auto"/>
-    </w:pPr>
     <w:rPr>
       <w:rFonts w:asciiTheme="majorHAnsi" w:hAnsiTheme="majorHAnsi" w:eastAsiaTheme="majorEastAsia" w:cstheme="majorBidi"/>
       <w:color w:val="000000" w:themeColor="text1"/>
@@ -9255,6 +9209,12 @@
         <w:bottom w:val="single" w:color="000000" w:themeColor="text1" w:sz="8" w:space="0"/>
         <w:right w:val="single" w:color="000000" w:themeColor="text1" w:sz="8" w:space="0"/>
       </w:tblBorders>
+      <w:tblCellMar>
+        <w:top w:w="0" w:type="dxa"/>
+        <w:left w:w="108" w:type="dxa"/>
+        <w:bottom w:w="0" w:type="dxa"/>
+        <w:right w:w="108" w:type="dxa"/>
+      </w:tblCellMar>
     </w:tblPr>
     <w:tblStylePr w:type="firstRow">
       <w:rPr>
@@ -9360,9 +9320,6 @@
     <w:basedOn w:val="12"/>
     <w:qFormat/>
     <w:uiPriority w:val="66"/>
-    <w:pPr>
-      <w:spacing w:after="0" w:line="240" w:lineRule="auto"/>
-    </w:pPr>
     <w:rPr>
       <w:rFonts w:asciiTheme="majorHAnsi" w:hAnsiTheme="majorHAnsi" w:eastAsiaTheme="majorEastAsia" w:cstheme="majorBidi"/>
       <w:color w:val="000000" w:themeColor="text1"/>
@@ -9379,6 +9336,12 @@
         <w:bottom w:val="single" w:color="4F81BD" w:themeColor="accent1" w:sz="8" w:space="0"/>
         <w:right w:val="single" w:color="4F81BD" w:themeColor="accent1" w:sz="8" w:space="0"/>
       </w:tblBorders>
+      <w:tblCellMar>
+        <w:top w:w="0" w:type="dxa"/>
+        <w:left w:w="108" w:type="dxa"/>
+        <w:bottom w:w="0" w:type="dxa"/>
+        <w:right w:w="108" w:type="dxa"/>
+      </w:tblCellMar>
     </w:tblPr>
     <w:tblStylePr w:type="firstRow">
       <w:rPr>
@@ -9483,9 +9446,6 @@
     <w:name w:val="Medium List 2 Accent 2"/>
     <w:basedOn w:val="12"/>
     <w:uiPriority w:val="66"/>
-    <w:pPr>
-      <w:spacing w:after="0" w:line="240" w:lineRule="auto"/>
-    </w:pPr>
     <w:rPr>
       <w:rFonts w:asciiTheme="majorHAnsi" w:hAnsiTheme="majorHAnsi" w:eastAsiaTheme="majorEastAsia" w:cstheme="majorBidi"/>
       <w:color w:val="000000" w:themeColor="text1"/>
@@ -9502,6 +9462,12 @@
         <w:bottom w:val="single" w:color="C0504D" w:themeColor="accent2" w:sz="8" w:space="0"/>
         <w:right w:val="single" w:color="C0504D" w:themeColor="accent2" w:sz="8" w:space="0"/>
       </w:tblBorders>
+      <w:tblCellMar>
+        <w:top w:w="0" w:type="dxa"/>
+        <w:left w:w="108" w:type="dxa"/>
+        <w:bottom w:w="0" w:type="dxa"/>
+        <w:right w:w="108" w:type="dxa"/>
+      </w:tblCellMar>
     </w:tblPr>
     <w:tblStylePr w:type="firstRow">
       <w:rPr>
@@ -9607,9 +9573,6 @@
     <w:basedOn w:val="12"/>
     <w:qFormat/>
     <w:uiPriority w:val="66"/>
-    <w:pPr>
-      <w:spacing w:after="0" w:line="240" w:lineRule="auto"/>
-    </w:pPr>
     <w:rPr>
       <w:rFonts w:asciiTheme="majorHAnsi" w:hAnsiTheme="majorHAnsi" w:eastAsiaTheme="majorEastAsia" w:cstheme="majorBidi"/>
       <w:color w:val="000000" w:themeColor="text1"/>
@@ -9626,6 +9589,12 @@
         <w:bottom w:val="single" w:color="9BBB59" w:themeColor="accent3" w:sz="8" w:space="0"/>
         <w:right w:val="single" w:color="9BBB59" w:themeColor="accent3" w:sz="8" w:space="0"/>
       </w:tblBorders>
+      <w:tblCellMar>
+        <w:top w:w="0" w:type="dxa"/>
+        <w:left w:w="108" w:type="dxa"/>
+        <w:bottom w:w="0" w:type="dxa"/>
+        <w:right w:w="108" w:type="dxa"/>
+      </w:tblCellMar>
     </w:tblPr>
     <w:tblStylePr w:type="firstRow">
       <w:rPr>
@@ -9730,9 +9699,6 @@
     <w:name w:val="Medium List 2 Accent 4"/>
     <w:basedOn w:val="12"/>
     <w:uiPriority w:val="66"/>
-    <w:pPr>
-      <w:spacing w:after="0" w:line="240" w:lineRule="auto"/>
-    </w:pPr>
     <w:rPr>
       <w:rFonts w:asciiTheme="majorHAnsi" w:hAnsiTheme="majorHAnsi" w:eastAsiaTheme="majorEastAsia" w:cstheme="majorBidi"/>
       <w:color w:val="000000" w:themeColor="text1"/>
@@ -9749,6 +9715,12 @@
         <w:bottom w:val="single" w:color="8064A2" w:themeColor="accent4" w:sz="8" w:space="0"/>
         <w:right w:val="single" w:color="8064A2" w:themeColor="accent4" w:sz="8" w:space="0"/>
       </w:tblBorders>
+      <w:tblCellMar>
+        <w:top w:w="0" w:type="dxa"/>
+        <w:left w:w="108" w:type="dxa"/>
+        <w:bottom w:w="0" w:type="dxa"/>
+        <w:right w:w="108" w:type="dxa"/>
+      </w:tblCellMar>
     </w:tblPr>
     <w:tblStylePr w:type="firstRow">
       <w:rPr>
@@ -9853,9 +9825,6 @@
     <w:name w:val="Medium List 2 Accent 5"/>
     <w:basedOn w:val="12"/>
     <w:uiPriority w:val="66"/>
-    <w:pPr>
-      <w:spacing w:after="0" w:line="240" w:lineRule="auto"/>
-    </w:pPr>
     <w:rPr>
       <w:rFonts w:asciiTheme="majorHAnsi" w:hAnsiTheme="majorHAnsi" w:eastAsiaTheme="majorEastAsia" w:cstheme="majorBidi"/>
       <w:color w:val="000000" w:themeColor="text1"/>
@@ -9872,6 +9841,12 @@
         <w:bottom w:val="single" w:color="4BACC6" w:themeColor="accent5" w:sz="8" w:space="0"/>
         <w:right w:val="single" w:color="4BACC6" w:themeColor="accent5" w:sz="8" w:space="0"/>
       </w:tblBorders>
+      <w:tblCellMar>
+        <w:top w:w="0" w:type="dxa"/>
+        <w:left w:w="108" w:type="dxa"/>
+        <w:bottom w:w="0" w:type="dxa"/>
+        <w:right w:w="108" w:type="dxa"/>
+      </w:tblCellMar>
     </w:tblPr>
     <w:tblStylePr w:type="firstRow">
       <w:rPr>
@@ -9977,9 +9952,6 @@
     <w:basedOn w:val="12"/>
     <w:qFormat/>
     <w:uiPriority w:val="66"/>
-    <w:pPr>
-      <w:spacing w:after="0" w:line="240" w:lineRule="auto"/>
-    </w:pPr>
     <w:rPr>
       <w:rFonts w:asciiTheme="majorHAnsi" w:hAnsiTheme="majorHAnsi" w:eastAsiaTheme="majorEastAsia" w:cstheme="majorBidi"/>
       <w:color w:val="000000" w:themeColor="text1"/>
@@ -9996,6 +9968,12 @@
         <w:bottom w:val="single" w:color="F79646" w:themeColor="accent6" w:sz="8" w:space="0"/>
         <w:right w:val="single" w:color="F79646" w:themeColor="accent6" w:sz="8" w:space="0"/>
       </w:tblBorders>
+      <w:tblCellMar>
+        <w:top w:w="0" w:type="dxa"/>
+        <w:left w:w="108" w:type="dxa"/>
+        <w:bottom w:w="0" w:type="dxa"/>
+        <w:right w:w="108" w:type="dxa"/>
+      </w:tblCellMar>
     </w:tblPr>
     <w:tblStylePr w:type="firstRow">
       <w:rPr>
@@ -10101,9 +10079,6 @@
     <w:basedOn w:val="12"/>
     <w:qFormat/>
     <w:uiPriority w:val="67"/>
-    <w:pPr>
-      <w:spacing w:after="0" w:line="240" w:lineRule="auto"/>
-    </w:pPr>
     <w:tblPr>
       <w:tblBorders>
         <w:top w:val="single" w:color="3F3F3F" w:themeColor="text1" w:themeTint="BF" w:sz="8" w:space="0"/>
@@ -10113,6 +10088,12 @@
         <w:insideH w:val="single" w:color="3F3F3F" w:themeColor="text1" w:themeTint="BF" w:sz="8" w:space="0"/>
         <w:insideV w:val="single" w:color="3F3F3F" w:themeColor="text1" w:themeTint="BF" w:sz="8" w:space="0"/>
       </w:tblBorders>
+      <w:tblCellMar>
+        <w:top w:w="0" w:type="dxa"/>
+        <w:left w:w="108" w:type="dxa"/>
+        <w:bottom w:w="0" w:type="dxa"/>
+        <w:right w:w="108" w:type="dxa"/>
+      </w:tblCellMar>
     </w:tblPr>
     <w:tcPr>
       <w:shd w:val="clear" w:color="auto" w:fill="BFBFBF" w:themeFill="text1" w:themeFillTint="3F"/>
@@ -10164,9 +10145,6 @@
     <w:name w:val="Medium Grid 1 Accent 1"/>
     <w:basedOn w:val="12"/>
     <w:uiPriority w:val="67"/>
-    <w:pPr>
-      <w:spacing w:after="0" w:line="240" w:lineRule="auto"/>
-    </w:pPr>
     <w:tblPr>
       <w:tblBorders>
         <w:top w:val="single" w:color="7BA0CD" w:themeColor="accent1" w:themeTint="BF" w:sz="8" w:space="0"/>
@@ -10176,6 +10154,12 @@
         <w:insideH w:val="single" w:color="7BA0CD" w:themeColor="accent1" w:themeTint="BF" w:sz="8" w:space="0"/>
         <w:insideV w:val="single" w:color="7BA0CD" w:themeColor="accent1" w:themeTint="BF" w:sz="8" w:space="0"/>
       </w:tblBorders>
+      <w:tblCellMar>
+        <w:top w:w="0" w:type="dxa"/>
+        <w:left w:w="108" w:type="dxa"/>
+        <w:bottom w:w="0" w:type="dxa"/>
+        <w:right w:w="108" w:type="dxa"/>
+      </w:tblCellMar>
     </w:tblPr>
     <w:tcPr>
       <w:shd w:val="clear" w:color="auto" w:fill="D3DFEE" w:themeFill="accent1" w:themeFillTint="3F"/>
@@ -10227,9 +10211,6 @@
     <w:name w:val="Medium Grid 1 Accent 2"/>
     <w:basedOn w:val="12"/>
     <w:uiPriority w:val="67"/>
-    <w:pPr>
-      <w:spacing w:after="0" w:line="240" w:lineRule="auto"/>
-    </w:pPr>
     <w:tblPr>
       <w:tblBorders>
         <w:top w:val="single" w:color="CF7B79" w:themeColor="accent2" w:themeTint="BF" w:sz="8" w:space="0"/>
@@ -10239,6 +10220,12 @@
         <w:insideH w:val="single" w:color="CF7B79" w:themeColor="accent2" w:themeTint="BF" w:sz="8" w:space="0"/>
         <w:insideV w:val="single" w:color="CF7B79" w:themeColor="accent2" w:themeTint="BF" w:sz="8" w:space="0"/>
       </w:tblBorders>
+      <w:tblCellMar>
+        <w:top w:w="0" w:type="dxa"/>
+        <w:left w:w="108" w:type="dxa"/>
+        <w:bottom w:w="0" w:type="dxa"/>
+        <w:right w:w="108" w:type="dxa"/>
+      </w:tblCellMar>
     </w:tblPr>
     <w:tcPr>
       <w:shd w:val="clear" w:color="auto" w:fill="EFD3D3" w:themeFill="accent2" w:themeFillTint="3F"/>
@@ -10291,9 +10278,6 @@
     <w:basedOn w:val="12"/>
     <w:qFormat/>
     <w:uiPriority w:val="67"/>
-    <w:pPr>
-      <w:spacing w:after="0" w:line="240" w:lineRule="auto"/>
-    </w:pPr>
     <w:tblPr>
       <w:tblBorders>
         <w:top w:val="single" w:color="B4CC82" w:themeColor="accent3" w:themeTint="BF" w:sz="8" w:space="0"/>
@@ -10303,6 +10287,12 @@
         <w:insideH w:val="single" w:color="B4CC82" w:themeColor="accent3" w:themeTint="BF" w:sz="8" w:space="0"/>
         <w:insideV w:val="single" w:color="B4CC82" w:themeColor="accent3" w:themeTint="BF" w:sz="8" w:space="0"/>
       </w:tblBorders>
+      <w:tblCellMar>
+        <w:top w:w="0" w:type="dxa"/>
+        <w:left w:w="108" w:type="dxa"/>
+        <w:bottom w:w="0" w:type="dxa"/>
+        <w:right w:w="108" w:type="dxa"/>
+      </w:tblCellMar>
     </w:tblPr>
     <w:tcPr>
       <w:shd w:val="clear" w:color="auto" w:fill="E6EED5" w:themeFill="accent3" w:themeFillTint="3F"/>
@@ -10354,9 +10344,6 @@
     <w:name w:val="Medium Grid 1 Accent 4"/>
     <w:basedOn w:val="12"/>
     <w:uiPriority w:val="67"/>
-    <w:pPr>
-      <w:spacing w:after="0" w:line="240" w:lineRule="auto"/>
-    </w:pPr>
     <w:tblPr>
       <w:tblBorders>
         <w:top w:val="single" w:color="9F8AB9" w:themeColor="accent4" w:themeTint="BF" w:sz="8" w:space="0"/>
@@ -10366,6 +10353,12 @@
         <w:insideH w:val="single" w:color="9F8AB9" w:themeColor="accent4" w:themeTint="BF" w:sz="8" w:space="0"/>
         <w:insideV w:val="single" w:color="9F8AB9" w:themeColor="accent4" w:themeTint="BF" w:sz="8" w:space="0"/>
       </w:tblBorders>
+      <w:tblCellMar>
+        <w:top w:w="0" w:type="dxa"/>
+        <w:left w:w="108" w:type="dxa"/>
+        <w:bottom w:w="0" w:type="dxa"/>
+        <w:right w:w="108" w:type="dxa"/>
+      </w:tblCellMar>
     </w:tblPr>
     <w:tcPr>
       <w:shd w:val="clear" w:color="auto" w:fill="DFD8E8" w:themeFill="accent4" w:themeFillTint="3F"/>
@@ -10417,9 +10410,6 @@
     <w:name w:val="Medium Grid 1 Accent 5"/>
     <w:basedOn w:val="12"/>
     <w:uiPriority w:val="67"/>
-    <w:pPr>
-      <w:spacing w:after="0" w:line="240" w:lineRule="auto"/>
-    </w:pPr>
     <w:tblPr>
       <w:tblBorders>
         <w:top w:val="single" w:color="78C0D4" w:themeColor="accent5" w:themeTint="BF" w:sz="8" w:space="0"/>
@@ -10429,6 +10419,12 @@
         <w:insideH w:val="single" w:color="78C0D4" w:themeColor="accent5" w:themeTint="BF" w:sz="8" w:space="0"/>
         <w:insideV w:val="single" w:color="78C0D4" w:themeColor="accent5" w:themeTint="BF" w:sz="8" w:space="0"/>
       </w:tblBorders>
+      <w:tblCellMar>
+        <w:top w:w="0" w:type="dxa"/>
+        <w:left w:w="108" w:type="dxa"/>
+        <w:bottom w:w="0" w:type="dxa"/>
+        <w:right w:w="108" w:type="dxa"/>
+      </w:tblCellMar>
     </w:tblPr>
     <w:tcPr>
       <w:shd w:val="clear" w:color="auto" w:fill="D2EAF0" w:themeFill="accent5" w:themeFillTint="3F"/>
@@ -10480,9 +10476,6 @@
     <w:name w:val="Medium Grid 1 Accent 6"/>
     <w:basedOn w:val="12"/>
     <w:uiPriority w:val="67"/>
-    <w:pPr>
-      <w:spacing w:after="0" w:line="240" w:lineRule="auto"/>
-    </w:pPr>
     <w:tblPr>
       <w:tblBorders>
         <w:top w:val="single" w:color="F9B074" w:themeColor="accent6" w:themeTint="BF" w:sz="8" w:space="0"/>
@@ -10492,6 +10485,12 @@
         <w:insideH w:val="single" w:color="F9B074" w:themeColor="accent6" w:themeTint="BF" w:sz="8" w:space="0"/>
         <w:insideV w:val="single" w:color="F9B074" w:themeColor="accent6" w:themeTint="BF" w:sz="8" w:space="0"/>
       </w:tblBorders>
+      <w:tblCellMar>
+        <w:top w:w="0" w:type="dxa"/>
+        <w:left w:w="108" w:type="dxa"/>
+        <w:bottom w:w="0" w:type="dxa"/>
+        <w:right w:w="108" w:type="dxa"/>
+      </w:tblCellMar>
     </w:tblPr>
     <w:tcPr>
       <w:shd w:val="clear" w:color="auto" w:fill="FDE5D1" w:themeFill="accent6" w:themeFillTint="3F"/>
@@ -10543,9 +10542,6 @@
     <w:name w:val="Medium Grid 2"/>
     <w:basedOn w:val="12"/>
     <w:uiPriority w:val="68"/>
-    <w:pPr>
-      <w:spacing w:after="0" w:line="240" w:lineRule="auto"/>
-    </w:pPr>
     <w:rPr>
       <w:rFonts w:asciiTheme="majorHAnsi" w:hAnsiTheme="majorHAnsi" w:eastAsiaTheme="majorEastAsia" w:cstheme="majorBidi"/>
       <w:color w:val="000000" w:themeColor="text1"/>
@@ -10564,6 +10560,12 @@
         <w:insideH w:val="single" w:color="000000" w:themeColor="text1" w:sz="8" w:space="0"/>
         <w:insideV w:val="single" w:color="000000" w:themeColor="text1" w:sz="8" w:space="0"/>
       </w:tblBorders>
+      <w:tblCellMar>
+        <w:top w:w="0" w:type="dxa"/>
+        <w:left w:w="108" w:type="dxa"/>
+        <w:bottom w:w="0" w:type="dxa"/>
+        <w:right w:w="108" w:type="dxa"/>
+      </w:tblCellMar>
     </w:tblPr>
     <w:tcPr>
       <w:shd w:val="clear" w:color="auto" w:fill="BFBFBF" w:themeFill="text1" w:themeFillTint="3F"/>
@@ -10683,9 +10685,6 @@
     <w:name w:val="Medium Grid 2 Accent 1"/>
     <w:basedOn w:val="12"/>
     <w:uiPriority w:val="68"/>
-    <w:pPr>
-      <w:spacing w:after="0" w:line="240" w:lineRule="auto"/>
-    </w:pPr>
     <w:rPr>
       <w:rFonts w:asciiTheme="majorHAnsi" w:hAnsiTheme="majorHAnsi" w:eastAsiaTheme="majorEastAsia" w:cstheme="majorBidi"/>
       <w:color w:val="000000" w:themeColor="text1"/>
@@ -10704,6 +10703,12 @@
         <w:insideH w:val="single" w:color="4F81BD" w:themeColor="accent1" w:sz="8" w:space="0"/>
         <w:insideV w:val="single" w:color="4F81BD" w:themeColor="accent1" w:sz="8" w:space="0"/>
       </w:tblBorders>
+      <w:tblCellMar>
+        <w:top w:w="0" w:type="dxa"/>
+        <w:left w:w="108" w:type="dxa"/>
+        <w:bottom w:w="0" w:type="dxa"/>
+        <w:right w:w="108" w:type="dxa"/>
+      </w:tblCellMar>
     </w:tblPr>
     <w:tcPr>
       <w:shd w:val="clear" w:color="auto" w:fill="D3DFEE" w:themeFill="accent1" w:themeFillTint="3F"/>
@@ -10823,9 +10828,6 @@
     <w:name w:val="Medium Grid 2 Accent 2"/>
     <w:basedOn w:val="12"/>
     <w:uiPriority w:val="68"/>
-    <w:pPr>
-      <w:spacing w:after="0" w:line="240" w:lineRule="auto"/>
-    </w:pPr>
     <w:rPr>
       <w:rFonts w:asciiTheme="majorHAnsi" w:hAnsiTheme="majorHAnsi" w:eastAsiaTheme="majorEastAsia" w:cstheme="majorBidi"/>
       <w:color w:val="000000" w:themeColor="text1"/>
@@ -10844,6 +10846,12 @@
         <w:insideH w:val="single" w:color="C0504D" w:themeColor="accent2" w:sz="8" w:space="0"/>
         <w:insideV w:val="single" w:color="C0504D" w:themeColor="accent2" w:sz="8" w:space="0"/>
       </w:tblBorders>
+      <w:tblCellMar>
+        <w:top w:w="0" w:type="dxa"/>
+        <w:left w:w="108" w:type="dxa"/>
+        <w:bottom w:w="0" w:type="dxa"/>
+        <w:right w:w="108" w:type="dxa"/>
+      </w:tblCellMar>
     </w:tblPr>
     <w:tcPr>
       <w:shd w:val="clear" w:color="auto" w:fill="EFD3D3" w:themeFill="accent2" w:themeFillTint="3F"/>
@@ -10963,9 +10971,6 @@
     <w:name w:val="Medium Grid 2 Accent 3"/>
     <w:basedOn w:val="12"/>
     <w:uiPriority w:val="68"/>
-    <w:pPr>
-      <w:spacing w:after="0" w:line="240" w:lineRule="auto"/>
-    </w:pPr>
     <w:rPr>
       <w:rFonts w:asciiTheme="majorHAnsi" w:hAnsiTheme="majorHAnsi" w:eastAsiaTheme="majorEastAsia" w:cstheme="majorBidi"/>
       <w:color w:val="000000" w:themeColor="text1"/>
@@ -10984,6 +10989,12 @@
         <w:insideH w:val="single" w:color="9BBB59" w:themeColor="accent3" w:sz="8" w:space="0"/>
         <w:insideV w:val="single" w:color="9BBB59" w:themeColor="accent3" w:sz="8" w:space="0"/>
       </w:tblBorders>
+      <w:tblCellMar>
+        <w:top w:w="0" w:type="dxa"/>
+        <w:left w:w="108" w:type="dxa"/>
+        <w:bottom w:w="0" w:type="dxa"/>
+        <w:right w:w="108" w:type="dxa"/>
+      </w:tblCellMar>
     </w:tblPr>
     <w:tcPr>
       <w:shd w:val="clear" w:color="auto" w:fill="E6EED5" w:themeFill="accent3" w:themeFillTint="3F"/>
@@ -11104,9 +11115,6 @@
     <w:basedOn w:val="12"/>
     <w:qFormat/>
     <w:uiPriority w:val="68"/>
-    <w:pPr>
-      <w:spacing w:after="0" w:line="240" w:lineRule="auto"/>
-    </w:pPr>
     <w:rPr>
       <w:rFonts w:asciiTheme="majorHAnsi" w:hAnsiTheme="majorHAnsi" w:eastAsiaTheme="majorEastAsia" w:cstheme="majorBidi"/>
       <w:color w:val="000000" w:themeColor="text1"/>
@@ -11125,6 +11133,12 @@
         <w:insideH w:val="single" w:color="8064A2" w:themeColor="accent4" w:sz="8" w:space="0"/>
         <w:insideV w:val="single" w:color="8064A2" w:themeColor="accent4" w:sz="8" w:space="0"/>
       </w:tblBorders>
+      <w:tblCellMar>
+        <w:top w:w="0" w:type="dxa"/>
+        <w:left w:w="108" w:type="dxa"/>
+        <w:bottom w:w="0" w:type="dxa"/>
+        <w:right w:w="108" w:type="dxa"/>
+      </w:tblCellMar>
     </w:tblPr>
     <w:tcPr>
       <w:shd w:val="clear" w:color="auto" w:fill="DFD8E8" w:themeFill="accent4" w:themeFillTint="3F"/>
@@ -11244,9 +11258,6 @@
     <w:name w:val="Medium Grid 2 Accent 5"/>
     <w:basedOn w:val="12"/>
     <w:uiPriority w:val="68"/>
-    <w:pPr>
-      <w:spacing w:after="0" w:line="240" w:lineRule="auto"/>
-    </w:pPr>
     <w:rPr>
       <w:rFonts w:asciiTheme="majorHAnsi" w:hAnsiTheme="majorHAnsi" w:eastAsiaTheme="majorEastAsia" w:cstheme="majorBidi"/>
       <w:color w:val="000000" w:themeColor="text1"/>
@@ -11265,6 +11276,12 @@
         <w:insideH w:val="single" w:color="4BACC6" w:themeColor="accent5" w:sz="8" w:space="0"/>
         <w:insideV w:val="single" w:color="4BACC6" w:themeColor="accent5" w:sz="8" w:space="0"/>
       </w:tblBorders>
+      <w:tblCellMar>
+        <w:top w:w="0" w:type="dxa"/>
+        <w:left w:w="108" w:type="dxa"/>
+        <w:bottom w:w="0" w:type="dxa"/>
+        <w:right w:w="108" w:type="dxa"/>
+      </w:tblCellMar>
     </w:tblPr>
     <w:tcPr>
       <w:shd w:val="clear" w:color="auto" w:fill="D2EAF0" w:themeFill="accent5" w:themeFillTint="3F"/>
@@ -11384,9 +11401,6 @@
     <w:name w:val="Medium Grid 2 Accent 6"/>
     <w:basedOn w:val="12"/>
     <w:uiPriority w:val="68"/>
-    <w:pPr>
-      <w:spacing w:after="0" w:line="240" w:lineRule="auto"/>
-    </w:pPr>
     <w:rPr>
       <w:rFonts w:asciiTheme="majorHAnsi" w:hAnsiTheme="majorHAnsi" w:eastAsiaTheme="majorEastAsia" w:cstheme="majorBidi"/>
       <w:color w:val="000000" w:themeColor="text1"/>
@@ -11405,6 +11419,12 @@
         <w:insideH w:val="single" w:color="F79646" w:themeColor="accent6" w:sz="8" w:space="0"/>
         <w:insideV w:val="single" w:color="F79646" w:themeColor="accent6" w:sz="8" w:space="0"/>
       </w:tblBorders>
+      <w:tblCellMar>
+        <w:top w:w="0" w:type="dxa"/>
+        <w:left w:w="108" w:type="dxa"/>
+        <w:bottom w:w="0" w:type="dxa"/>
+        <w:right w:w="108" w:type="dxa"/>
+      </w:tblCellMar>
     </w:tblPr>
     <w:tcPr>
       <w:shd w:val="clear" w:color="auto" w:fill="FDE5D1" w:themeFill="accent6" w:themeFillTint="3F"/>
@@ -11524,9 +11544,6 @@
     <w:name w:val="Medium Grid 3"/>
     <w:basedOn w:val="12"/>
     <w:uiPriority w:val="69"/>
-    <w:pPr>
-      <w:spacing w:after="0" w:line="240" w:lineRule="auto"/>
-    </w:pPr>
     <w:tblPr>
       <w:tblBorders>
         <w:top w:val="single" w:color="FFFFFF" w:themeColor="background1" w:sz="8" w:space="0"/>
@@ -11536,6 +11553,12 @@
         <w:insideH w:val="single" w:color="FFFFFF" w:themeColor="background1" w:sz="6" w:space="0"/>
         <w:insideV w:val="single" w:color="FFFFFF" w:themeColor="background1" w:sz="6" w:space="0"/>
       </w:tblBorders>
+      <w:tblCellMar>
+        <w:top w:w="0" w:type="dxa"/>
+        <w:left w:w="108" w:type="dxa"/>
+        <w:bottom w:w="0" w:type="dxa"/>
+        <w:right w:w="108" w:type="dxa"/>
+      </w:tblCellMar>
     </w:tblPr>
     <w:tcPr>
       <w:shd w:val="clear" w:color="auto" w:fill="BFBFBF" w:themeFill="text1" w:themeFillTint="3F"/>
@@ -11676,9 +11699,6 @@
     <w:basedOn w:val="12"/>
     <w:qFormat/>
     <w:uiPriority w:val="69"/>
-    <w:pPr>
-      <w:spacing w:after="0" w:line="240" w:lineRule="auto"/>
-    </w:pPr>
     <w:tblPr>
       <w:tblBorders>
         <w:top w:val="single" w:color="FFFFFF" w:themeColor="background1" w:sz="8" w:space="0"/>
@@ -11688,6 +11708,12 @@
         <w:insideH w:val="single" w:color="FFFFFF" w:themeColor="background1" w:sz="6" w:space="0"/>
         <w:insideV w:val="single" w:color="FFFFFF" w:themeColor="background1" w:sz="6" w:space="0"/>
       </w:tblBorders>
+      <w:tblCellMar>
+        <w:top w:w="0" w:type="dxa"/>
+        <w:left w:w="108" w:type="dxa"/>
+        <w:bottom w:w="0" w:type="dxa"/>
+        <w:right w:w="108" w:type="dxa"/>
+      </w:tblCellMar>
     </w:tblPr>
     <w:tcPr>
       <w:shd w:val="clear" w:color="auto" w:fill="D3DFEE" w:themeFill="accent1" w:themeFillTint="3F"/>
@@ -11828,9 +11854,6 @@
     <w:basedOn w:val="12"/>
     <w:qFormat/>
     <w:uiPriority w:val="69"/>
-    <w:pPr>
-      <w:spacing w:after="0" w:line="240" w:lineRule="auto"/>
-    </w:pPr>
     <w:tblPr>
       <w:tblBorders>
         <w:top w:val="single" w:color="FFFFFF" w:themeColor="background1" w:sz="8" w:space="0"/>
@@ -11840,6 +11863,12 @@
         <w:insideH w:val="single" w:color="FFFFFF" w:themeColor="background1" w:sz="6" w:space="0"/>
         <w:insideV w:val="single" w:color="FFFFFF" w:themeColor="background1" w:sz="6" w:space="0"/>
       </w:tblBorders>
+      <w:tblCellMar>
+        <w:top w:w="0" w:type="dxa"/>
+        <w:left w:w="108" w:type="dxa"/>
+        <w:bottom w:w="0" w:type="dxa"/>
+        <w:right w:w="108" w:type="dxa"/>
+      </w:tblCellMar>
     </w:tblPr>
     <w:tcPr>
       <w:shd w:val="clear" w:color="auto" w:fill="EFD3D3" w:themeFill="accent2" w:themeFillTint="3F"/>
@@ -11979,9 +12008,6 @@
     <w:name w:val="Medium Grid 3 Accent 3"/>
     <w:basedOn w:val="12"/>
     <w:uiPriority w:val="69"/>
-    <w:pPr>
-      <w:spacing w:after="0" w:line="240" w:lineRule="auto"/>
-    </w:pPr>
     <w:tblPr>
       <w:tblBorders>
         <w:top w:val="single" w:color="FFFFFF" w:themeColor="background1" w:sz="8" w:space="0"/>
@@ -11991,6 +12017,12 @@
         <w:insideH w:val="single" w:color="FFFFFF" w:themeColor="background1" w:sz="6" w:space="0"/>
         <w:insideV w:val="single" w:color="FFFFFF" w:themeColor="background1" w:sz="6" w:space="0"/>
       </w:tblBorders>
+      <w:tblCellMar>
+        <w:top w:w="0" w:type="dxa"/>
+        <w:left w:w="108" w:type="dxa"/>
+        <w:bottom w:w="0" w:type="dxa"/>
+        <w:right w:w="108" w:type="dxa"/>
+      </w:tblCellMar>
     </w:tblPr>
     <w:tcPr>
       <w:shd w:val="clear" w:color="auto" w:fill="E6EED5" w:themeFill="accent3" w:themeFillTint="3F"/>
@@ -12130,9 +12162,6 @@
     <w:name w:val="Medium Grid 3 Accent 4"/>
     <w:basedOn w:val="12"/>
     <w:uiPriority w:val="69"/>
-    <w:pPr>
-      <w:spacing w:after="0" w:line="240" w:lineRule="auto"/>
-    </w:pPr>
     <w:tblPr>
       <w:tblBorders>
         <w:top w:val="single" w:color="FFFFFF" w:themeColor="background1" w:sz="8" w:space="0"/>
@@ -12142,6 +12171,12 @@
         <w:insideH w:val="single" w:color="FFFFFF" w:themeColor="background1" w:sz="6" w:space="0"/>
         <w:insideV w:val="single" w:color="FFFFFF" w:themeColor="background1" w:sz="6" w:space="0"/>
       </w:tblBorders>
+      <w:tblCellMar>
+        <w:top w:w="0" w:type="dxa"/>
+        <w:left w:w="108" w:type="dxa"/>
+        <w:bottom w:w="0" w:type="dxa"/>
+        <w:right w:w="108" w:type="dxa"/>
+      </w:tblCellMar>
     </w:tblPr>
     <w:tcPr>
       <w:shd w:val="clear" w:color="auto" w:fill="DFD8E8" w:themeFill="accent4" w:themeFillTint="3F"/>
@@ -12281,9 +12316,6 @@
     <w:name w:val="Medium Grid 3 Accent 5"/>
     <w:basedOn w:val="12"/>
     <w:uiPriority w:val="69"/>
-    <w:pPr>
-      <w:spacing w:after="0" w:line="240" w:lineRule="auto"/>
-    </w:pPr>
     <w:tblPr>
       <w:tblBorders>
         <w:top w:val="single" w:color="FFFFFF" w:themeColor="background1" w:sz="8" w:space="0"/>
@@ -12293,6 +12325,12 @@
         <w:insideH w:val="single" w:color="FFFFFF" w:themeColor="background1" w:sz="6" w:space="0"/>
         <w:insideV w:val="single" w:color="FFFFFF" w:themeColor="background1" w:sz="6" w:space="0"/>
       </w:tblBorders>
+      <w:tblCellMar>
+        <w:top w:w="0" w:type="dxa"/>
+        <w:left w:w="108" w:type="dxa"/>
+        <w:bottom w:w="0" w:type="dxa"/>
+        <w:right w:w="108" w:type="dxa"/>
+      </w:tblCellMar>
     </w:tblPr>
     <w:tcPr>
       <w:shd w:val="clear" w:color="auto" w:fill="D2EAF0" w:themeFill="accent5" w:themeFillTint="3F"/>
@@ -12433,9 +12471,6 @@
     <w:basedOn w:val="12"/>
     <w:qFormat/>
     <w:uiPriority w:val="69"/>
-    <w:pPr>
-      <w:spacing w:after="0" w:line="240" w:lineRule="auto"/>
-    </w:pPr>
     <w:tblPr>
       <w:tblBorders>
         <w:top w:val="single" w:color="FFFFFF" w:themeColor="background1" w:sz="8" w:space="0"/>
@@ -12445,6 +12480,12 @@
         <w:insideH w:val="single" w:color="FFFFFF" w:themeColor="background1" w:sz="6" w:space="0"/>
         <w:insideV w:val="single" w:color="FFFFFF" w:themeColor="background1" w:sz="6" w:space="0"/>
       </w:tblBorders>
+      <w:tblCellMar>
+        <w:top w:w="0" w:type="dxa"/>
+        <w:left w:w="108" w:type="dxa"/>
+        <w:bottom w:w="0" w:type="dxa"/>
+        <w:right w:w="108" w:type="dxa"/>
+      </w:tblCellMar>
     </w:tblPr>
     <w:tcPr>
       <w:shd w:val="clear" w:color="auto" w:fill="FDE5D1" w:themeFill="accent6" w:themeFillTint="3F"/>
@@ -12584,9 +12625,6 @@
     <w:name w:val="Dark List"/>
     <w:basedOn w:val="12"/>
     <w:uiPriority w:val="70"/>
-    <w:pPr>
-      <w:spacing w:after="0" w:line="240" w:lineRule="auto"/>
-    </w:pPr>
     <w:rPr>
       <w:color w:val="FFFFFF" w:themeColor="background1"/>
       <w14:textFill>
@@ -12596,8 +12634,12 @@
       </w14:textFill>
     </w:rPr>
     <w:tblPr>
-      <w:tblStyleRowBandSize w:val="1"/>
-      <w:tblStyleColBandSize w:val="1"/>
+      <w:tblCellMar>
+        <w:top w:w="0" w:type="dxa"/>
+        <w:left w:w="108" w:type="dxa"/>
+        <w:bottom w:w="0" w:type="dxa"/>
+        <w:right w:w="108" w:type="dxa"/>
+      </w:tblCellMar>
     </w:tblPr>
     <w:tcPr>
       <w:shd w:val="clear" w:color="auto" w:fill="000000" w:themeFill="text1"/>
@@ -12695,9 +12737,6 @@
     <w:name w:val="Dark List Accent 1"/>
     <w:basedOn w:val="12"/>
     <w:uiPriority w:val="70"/>
-    <w:pPr>
-      <w:spacing w:after="0" w:line="240" w:lineRule="auto"/>
-    </w:pPr>
     <w:rPr>
       <w:color w:val="FFFFFF" w:themeColor="background1"/>
       <w14:textFill>
@@ -12707,8 +12746,12 @@
       </w14:textFill>
     </w:rPr>
     <w:tblPr>
-      <w:tblStyleRowBandSize w:val="1"/>
-      <w:tblStyleColBandSize w:val="1"/>
+      <w:tblCellMar>
+        <w:top w:w="0" w:type="dxa"/>
+        <w:left w:w="108" w:type="dxa"/>
+        <w:bottom w:w="0" w:type="dxa"/>
+        <w:right w:w="108" w:type="dxa"/>
+      </w:tblCellMar>
     </w:tblPr>
     <w:tcPr>
       <w:shd w:val="clear" w:color="auto" w:fill="4F81BD" w:themeFill="accent1"/>
@@ -12806,9 +12849,6 @@
     <w:name w:val="Dark List Accent 2"/>
     <w:basedOn w:val="12"/>
     <w:uiPriority w:val="70"/>
-    <w:pPr>
-      <w:spacing w:after="0" w:line="240" w:lineRule="auto"/>
-    </w:pPr>
     <w:rPr>
       <w:color w:val="FFFFFF" w:themeColor="background1"/>
       <w14:textFill>
@@ -12818,8 +12858,12 @@
       </w14:textFill>
     </w:rPr>
     <w:tblPr>
-      <w:tblStyleRowBandSize w:val="1"/>
-      <w:tblStyleColBandSize w:val="1"/>
+      <w:tblCellMar>
+        <w:top w:w="0" w:type="dxa"/>
+        <w:left w:w="108" w:type="dxa"/>
+        <w:bottom w:w="0" w:type="dxa"/>
+        <w:right w:w="108" w:type="dxa"/>
+      </w:tblCellMar>
     </w:tblPr>
     <w:tcPr>
       <w:shd w:val="clear" w:color="auto" w:fill="C0504D" w:themeFill="accent2"/>
@@ -12917,9 +12961,6 @@
     <w:name w:val="Dark List Accent 3"/>
     <w:basedOn w:val="12"/>
     <w:uiPriority w:val="70"/>
-    <w:pPr>
-      <w:spacing w:after="0" w:line="240" w:lineRule="auto"/>
-    </w:pPr>
     <w:rPr>
       <w:color w:val="FFFFFF" w:themeColor="background1"/>
       <w14:textFill>
@@ -12929,8 +12970,12 @@
       </w14:textFill>
     </w:rPr>
     <w:tblPr>
-      <w:tblStyleRowBandSize w:val="1"/>
-      <w:tblStyleColBandSize w:val="1"/>
+      <w:tblCellMar>
+        <w:top w:w="0" w:type="dxa"/>
+        <w:left w:w="108" w:type="dxa"/>
+        <w:bottom w:w="0" w:type="dxa"/>
+        <w:right w:w="108" w:type="dxa"/>
+      </w:tblCellMar>
     </w:tblPr>
     <w:tcPr>
       <w:shd w:val="clear" w:color="auto" w:fill="9BBB59" w:themeFill="accent3"/>
@@ -13028,9 +13073,6 @@
     <w:name w:val="Dark List Accent 4"/>
     <w:basedOn w:val="12"/>
     <w:uiPriority w:val="70"/>
-    <w:pPr>
-      <w:spacing w:after="0" w:line="240" w:lineRule="auto"/>
-    </w:pPr>
     <w:rPr>
       <w:color w:val="FFFFFF" w:themeColor="background1"/>
       <w14:textFill>
@@ -13040,8 +13082,12 @@
       </w14:textFill>
     </w:rPr>
     <w:tblPr>
-      <w:tblStyleRowBandSize w:val="1"/>
-      <w:tblStyleColBandSize w:val="1"/>
+      <w:tblCellMar>
+        <w:top w:w="0" w:type="dxa"/>
+        <w:left w:w="108" w:type="dxa"/>
+        <w:bottom w:w="0" w:type="dxa"/>
+        <w:right w:w="108" w:type="dxa"/>
+      </w:tblCellMar>
     </w:tblPr>
     <w:tcPr>
       <w:shd w:val="clear" w:color="auto" w:fill="8064A2" w:themeFill="accent4"/>
@@ -13139,9 +13185,6 @@
     <w:name w:val="Dark List Accent 5"/>
     <w:basedOn w:val="12"/>
     <w:uiPriority w:val="70"/>
-    <w:pPr>
-      <w:spacing w:after="0" w:line="240" w:lineRule="auto"/>
-    </w:pPr>
     <w:rPr>
       <w:color w:val="FFFFFF" w:themeColor="background1"/>
       <w14:textFill>
@@ -13151,8 +13194,12 @@
       </w14:textFill>
     </w:rPr>
     <w:tblPr>
-      <w:tblStyleRowBandSize w:val="1"/>
-      <w:tblStyleColBandSize w:val="1"/>
+      <w:tblCellMar>
+        <w:top w:w="0" w:type="dxa"/>
+        <w:left w:w="108" w:type="dxa"/>
+        <w:bottom w:w="0" w:type="dxa"/>
+        <w:right w:w="108" w:type="dxa"/>
+      </w:tblCellMar>
     </w:tblPr>
     <w:tcPr>
       <w:shd w:val="clear" w:color="auto" w:fill="4BACC6" w:themeFill="accent5"/>
@@ -13250,9 +13297,6 @@
     <w:name w:val="Dark List Accent 6"/>
     <w:basedOn w:val="12"/>
     <w:uiPriority w:val="70"/>
-    <w:pPr>
-      <w:spacing w:after="0" w:line="240" w:lineRule="auto"/>
-    </w:pPr>
     <w:rPr>
       <w:color w:val="FFFFFF" w:themeColor="background1"/>
       <w14:textFill>
@@ -13262,8 +13306,12 @@
       </w14:textFill>
     </w:rPr>
     <w:tblPr>
-      <w:tblStyleRowBandSize w:val="1"/>
-      <w:tblStyleColBandSize w:val="1"/>
+      <w:tblCellMar>
+        <w:top w:w="0" w:type="dxa"/>
+        <w:left w:w="108" w:type="dxa"/>
+        <w:bottom w:w="0" w:type="dxa"/>
+        <w:right w:w="108" w:type="dxa"/>
+      </w:tblCellMar>
     </w:tblPr>
     <w:tcPr>
       <w:shd w:val="clear" w:color="auto" w:fill="F79646" w:themeFill="accent6"/>
@@ -13361,9 +13409,6 @@
     <w:name w:val="Colorful Shading"/>
     <w:basedOn w:val="12"/>
     <w:uiPriority w:val="71"/>
-    <w:pPr>
-      <w:spacing w:after="0" w:line="240" w:lineRule="auto"/>
-    </w:pPr>
     <w:rPr>
       <w:color w:val="000000" w:themeColor="text1"/>
       <w14:textFill>
@@ -13381,6 +13426,12 @@
         <w:insideH w:val="single" w:color="FFFFFF" w:themeColor="background1" w:sz="4" w:space="0"/>
         <w:insideV w:val="single" w:color="FFFFFF" w:themeColor="background1" w:sz="4" w:space="0"/>
       </w:tblBorders>
+      <w:tblCellMar>
+        <w:top w:w="0" w:type="dxa"/>
+        <w:left w:w="108" w:type="dxa"/>
+        <w:bottom w:w="0" w:type="dxa"/>
+        <w:right w:w="108" w:type="dxa"/>
+      </w:tblCellMar>
     </w:tblPr>
     <w:tcPr>
       <w:shd w:val="clear" w:color="auto" w:fill="E5E5E5" w:themeFill="text1" w:themeFillTint="19"/>
@@ -13503,9 +13554,6 @@
     <w:name w:val="Colorful Shading Accent 1"/>
     <w:basedOn w:val="12"/>
     <w:uiPriority w:val="71"/>
-    <w:pPr>
-      <w:spacing w:after="0" w:line="240" w:lineRule="auto"/>
-    </w:pPr>
     <w:rPr>
       <w:color w:val="000000" w:themeColor="text1"/>
       <w14:textFill>
@@ -13523,6 +13571,12 @@
         <w:insideH w:val="single" w:color="FFFFFF" w:themeColor="background1" w:sz="4" w:space="0"/>
         <w:insideV w:val="single" w:color="FFFFFF" w:themeColor="background1" w:sz="4" w:space="0"/>
       </w:tblBorders>
+      <w:tblCellMar>
+        <w:top w:w="0" w:type="dxa"/>
+        <w:left w:w="108" w:type="dxa"/>
+        <w:bottom w:w="0" w:type="dxa"/>
+        <w:right w:w="108" w:type="dxa"/>
+      </w:tblCellMar>
     </w:tblPr>
     <w:tcPr>
       <w:shd w:val="clear" w:color="auto" w:fill="EDF2F8" w:themeFill="accent1" w:themeFillTint="19"/>
@@ -13645,9 +13699,6 @@
     <w:name w:val="Colorful Shading Accent 2"/>
     <w:basedOn w:val="12"/>
     <w:uiPriority w:val="71"/>
-    <w:pPr>
-      <w:spacing w:after="0" w:line="240" w:lineRule="auto"/>
-    </w:pPr>
     <w:rPr>
       <w:color w:val="000000" w:themeColor="text1"/>
       <w14:textFill>
@@ -13665,6 +13716,12 @@
         <w:insideH w:val="single" w:color="FFFFFF" w:themeColor="background1" w:sz="4" w:space="0"/>
         <w:insideV w:val="single" w:color="FFFFFF" w:themeColor="background1" w:sz="4" w:space="0"/>
       </w:tblBorders>
+      <w:tblCellMar>
+        <w:top w:w="0" w:type="dxa"/>
+        <w:left w:w="108" w:type="dxa"/>
+        <w:bottom w:w="0" w:type="dxa"/>
+        <w:right w:w="108" w:type="dxa"/>
+      </w:tblCellMar>
     </w:tblPr>
     <w:tcPr>
       <w:shd w:val="clear" w:color="auto" w:fill="F8EDED" w:themeFill="accent2" w:themeFillTint="19"/>
@@ -13787,9 +13844,6 @@
     <w:name w:val="Colorful Shading Accent 3"/>
     <w:basedOn w:val="12"/>
     <w:uiPriority w:val="71"/>
-    <w:pPr>
-      <w:spacing w:after="0" w:line="240" w:lineRule="auto"/>
-    </w:pPr>
     <w:rPr>
       <w:color w:val="000000" w:themeColor="text1"/>
       <w14:textFill>
@@ -13807,6 +13861,12 @@
         <w:insideH w:val="single" w:color="FFFFFF" w:themeColor="background1" w:sz="4" w:space="0"/>
         <w:insideV w:val="single" w:color="FFFFFF" w:themeColor="background1" w:sz="4" w:space="0"/>
       </w:tblBorders>
+      <w:tblCellMar>
+        <w:top w:w="0" w:type="dxa"/>
+        <w:left w:w="108" w:type="dxa"/>
+        <w:bottom w:w="0" w:type="dxa"/>
+        <w:right w:w="108" w:type="dxa"/>
+      </w:tblCellMar>
     </w:tblPr>
     <w:tcPr>
       <w:shd w:val="clear" w:color="auto" w:fill="F5F8EE" w:themeFill="accent3" w:themeFillTint="19"/>
@@ -13909,9 +13969,6 @@
     <w:name w:val="Colorful Shading Accent 4"/>
     <w:basedOn w:val="12"/>
     <w:uiPriority w:val="71"/>
-    <w:pPr>
-      <w:spacing w:after="0" w:line="240" w:lineRule="auto"/>
-    </w:pPr>
     <w:rPr>
       <w:color w:val="000000" w:themeColor="text1"/>
       <w14:textFill>
@@ -13929,6 +13986,12 @@
         <w:insideH w:val="single" w:color="FFFFFF" w:themeColor="background1" w:sz="4" w:space="0"/>
         <w:insideV w:val="single" w:color="FFFFFF" w:themeColor="background1" w:sz="4" w:space="0"/>
       </w:tblBorders>
+      <w:tblCellMar>
+        <w:top w:w="0" w:type="dxa"/>
+        <w:left w:w="108" w:type="dxa"/>
+        <w:bottom w:w="0" w:type="dxa"/>
+        <w:right w:w="108" w:type="dxa"/>
+      </w:tblCellMar>
     </w:tblPr>
     <w:tcPr>
       <w:shd w:val="clear" w:color="auto" w:fill="F2EFF5" w:themeFill="accent4" w:themeFillTint="19"/>
@@ -14051,9 +14114,6 @@
     <w:name w:val="Colorful Shading Accent 5"/>
     <w:basedOn w:val="12"/>
     <w:uiPriority w:val="71"/>
-    <w:pPr>
-      <w:spacing w:after="0" w:line="240" w:lineRule="auto"/>
-    </w:pPr>
     <w:rPr>
       <w:color w:val="000000" w:themeColor="text1"/>
       <w14:textFill>
@@ -14071,6 +14131,12 @@
         <w:insideH w:val="single" w:color="FFFFFF" w:themeColor="background1" w:sz="4" w:space="0"/>
         <w:insideV w:val="single" w:color="FFFFFF" w:themeColor="background1" w:sz="4" w:space="0"/>
       </w:tblBorders>
+      <w:tblCellMar>
+        <w:top w:w="0" w:type="dxa"/>
+        <w:left w:w="108" w:type="dxa"/>
+        <w:bottom w:w="0" w:type="dxa"/>
+        <w:right w:w="108" w:type="dxa"/>
+      </w:tblCellMar>
     </w:tblPr>
     <w:tcPr>
       <w:shd w:val="clear" w:color="auto" w:fill="EDF6F9" w:themeFill="accent5" w:themeFillTint="19"/>
@@ -14194,9 +14260,6 @@
     <w:basedOn w:val="12"/>
     <w:qFormat/>
     <w:uiPriority w:val="71"/>
-    <w:pPr>
-      <w:spacing w:after="0" w:line="240" w:lineRule="auto"/>
-    </w:pPr>
     <w:rPr>
       <w:color w:val="000000" w:themeColor="text1"/>
       <w14:textFill>
@@ -14214,6 +14277,12 @@
         <w:insideH w:val="single" w:color="FFFFFF" w:themeColor="background1" w:sz="4" w:space="0"/>
         <w:insideV w:val="single" w:color="FFFFFF" w:themeColor="background1" w:sz="4" w:space="0"/>
       </w:tblBorders>
+      <w:tblCellMar>
+        <w:top w:w="0" w:type="dxa"/>
+        <w:left w:w="108" w:type="dxa"/>
+        <w:bottom w:w="0" w:type="dxa"/>
+        <w:right w:w="108" w:type="dxa"/>
+      </w:tblCellMar>
     </w:tblPr>
     <w:tcPr>
       <w:shd w:val="clear" w:color="auto" w:fill="FEF4EC" w:themeFill="accent6" w:themeFillTint="19"/>
@@ -14336,9 +14405,6 @@
     <w:name w:val="Colorful List"/>
     <w:basedOn w:val="12"/>
     <w:uiPriority w:val="72"/>
-    <w:pPr>
-      <w:spacing w:after="0" w:line="240" w:lineRule="auto"/>
-    </w:pPr>
     <w:rPr>
       <w:color w:val="000000" w:themeColor="text1"/>
       <w14:textFill>
@@ -14348,8 +14414,12 @@
       </w14:textFill>
     </w:rPr>
     <w:tblPr>
-      <w:tblStyleRowBandSize w:val="1"/>
-      <w:tblStyleColBandSize w:val="1"/>
+      <w:tblCellMar>
+        <w:top w:w="0" w:type="dxa"/>
+        <w:left w:w="108" w:type="dxa"/>
+        <w:bottom w:w="0" w:type="dxa"/>
+        <w:right w:w="108" w:type="dxa"/>
+      </w:tblCellMar>
     </w:tblPr>
     <w:tcPr>
       <w:shd w:val="clear" w:color="auto" w:fill="E5E5E5" w:themeFill="text1" w:themeFillTint="19"/>
@@ -14424,9 +14494,6 @@
     <w:name w:val="Colorful List Accent 1"/>
     <w:basedOn w:val="12"/>
     <w:uiPriority w:val="72"/>
-    <w:pPr>
-      <w:spacing w:after="0" w:line="240" w:lineRule="auto"/>
-    </w:pPr>
     <w:rPr>
       <w:color w:val="000000" w:themeColor="text1"/>
       <w14:textFill>
@@ -14436,8 +14503,12 @@
       </w14:textFill>
     </w:rPr>
     <w:tblPr>
-      <w:tblStyleRowBandSize w:val="1"/>
-      <w:tblStyleColBandSize w:val="1"/>
+      <w:tblCellMar>
+        <w:top w:w="0" w:type="dxa"/>
+        <w:left w:w="108" w:type="dxa"/>
+        <w:bottom w:w="0" w:type="dxa"/>
+        <w:right w:w="108" w:type="dxa"/>
+      </w:tblCellMar>
     </w:tblPr>
     <w:tcPr>
       <w:shd w:val="clear" w:color="auto" w:fill="EDF2F8" w:themeFill="accent1" w:themeFillTint="19"/>
@@ -14512,9 +14583,6 @@
     <w:name w:val="Colorful List Accent 2"/>
     <w:basedOn w:val="12"/>
     <w:uiPriority w:val="72"/>
-    <w:pPr>
-      <w:spacing w:after="0" w:line="240" w:lineRule="auto"/>
-    </w:pPr>
     <w:rPr>
       <w:color w:val="000000" w:themeColor="text1"/>
       <w14:textFill>
@@ -14524,8 +14592,12 @@
       </w14:textFill>
     </w:rPr>
     <w:tblPr>
-      <w:tblStyleRowBandSize w:val="1"/>
-      <w:tblStyleColBandSize w:val="1"/>
+      <w:tblCellMar>
+        <w:top w:w="0" w:type="dxa"/>
+        <w:left w:w="108" w:type="dxa"/>
+        <w:bottom w:w="0" w:type="dxa"/>
+        <w:right w:w="108" w:type="dxa"/>
+      </w:tblCellMar>
     </w:tblPr>
     <w:tcPr>
       <w:shd w:val="clear" w:color="auto" w:fill="F8EDED" w:themeFill="accent2" w:themeFillTint="19"/>
@@ -14601,9 +14673,6 @@
     <w:basedOn w:val="12"/>
     <w:qFormat/>
     <w:uiPriority w:val="72"/>
-    <w:pPr>
-      <w:spacing w:after="0" w:line="240" w:lineRule="auto"/>
-    </w:pPr>
     <w:rPr>
       <w:color w:val="000000" w:themeColor="text1"/>
       <w14:textFill>
@@ -14613,8 +14682,12 @@
       </w14:textFill>
     </w:rPr>
     <w:tblPr>
-      <w:tblStyleRowBandSize w:val="1"/>
-      <w:tblStyleColBandSize w:val="1"/>
+      <w:tblCellMar>
+        <w:top w:w="0" w:type="dxa"/>
+        <w:left w:w="108" w:type="dxa"/>
+        <w:bottom w:w="0" w:type="dxa"/>
+        <w:right w:w="108" w:type="dxa"/>
+      </w:tblCellMar>
     </w:tblPr>
     <w:tcPr>
       <w:shd w:val="clear" w:color="auto" w:fill="F5F8EE" w:themeFill="accent3" w:themeFillTint="19"/>
@@ -14689,9 +14762,6 @@
     <w:name w:val="Colorful List Accent 4"/>
     <w:basedOn w:val="12"/>
     <w:uiPriority w:val="72"/>
-    <w:pPr>
-      <w:spacing w:after="0" w:line="240" w:lineRule="auto"/>
-    </w:pPr>
     <w:rPr>
       <w:color w:val="000000" w:themeColor="text1"/>
       <w14:textFill>
@@ -14701,8 +14771,12 @@
       </w14:textFill>
     </w:rPr>
     <w:tblPr>
-      <w:tblStyleRowBandSize w:val="1"/>
-      <w:tblStyleColBandSize w:val="1"/>
+      <w:tblCellMar>
+        <w:top w:w="0" w:type="dxa"/>
+        <w:left w:w="108" w:type="dxa"/>
+        <w:bottom w:w="0" w:type="dxa"/>
+        <w:right w:w="108" w:type="dxa"/>
+      </w:tblCellMar>
     </w:tblPr>
     <w:tcPr>
       <w:shd w:val="clear" w:color="auto" w:fill="F2EFF5" w:themeFill="accent4" w:themeFillTint="19"/>
@@ -14777,9 +14851,6 @@
     <w:name w:val="Colorful List Accent 5"/>
     <w:basedOn w:val="12"/>
     <w:uiPriority w:val="72"/>
-    <w:pPr>
-      <w:spacing w:after="0" w:line="240" w:lineRule="auto"/>
-    </w:pPr>
     <w:rPr>
       <w:color w:val="000000" w:themeColor="text1"/>
       <w14:textFill>
@@ -14789,8 +14860,12 @@
       </w14:textFill>
     </w:rPr>
     <w:tblPr>
-      <w:tblStyleRowBandSize w:val="1"/>
-      <w:tblStyleColBandSize w:val="1"/>
+      <w:tblCellMar>
+        <w:top w:w="0" w:type="dxa"/>
+        <w:left w:w="108" w:type="dxa"/>
+        <w:bottom w:w="0" w:type="dxa"/>
+        <w:right w:w="108" w:type="dxa"/>
+      </w:tblCellMar>
     </w:tblPr>
     <w:tcPr>
       <w:shd w:val="clear" w:color="auto" w:fill="EDF6F9" w:themeFill="accent5" w:themeFillTint="19"/>
@@ -14865,9 +14940,6 @@
     <w:name w:val="Colorful List Accent 6"/>
     <w:basedOn w:val="12"/>
     <w:uiPriority w:val="72"/>
-    <w:pPr>
-      <w:spacing w:after="0" w:line="240" w:lineRule="auto"/>
-    </w:pPr>
     <w:rPr>
       <w:color w:val="000000" w:themeColor="text1"/>
       <w14:textFill>
@@ -14877,8 +14949,12 @@
       </w14:textFill>
     </w:rPr>
     <w:tblPr>
-      <w:tblStyleRowBandSize w:val="1"/>
-      <w:tblStyleColBandSize w:val="1"/>
+      <w:tblCellMar>
+        <w:top w:w="0" w:type="dxa"/>
+        <w:left w:w="108" w:type="dxa"/>
+        <w:bottom w:w="0" w:type="dxa"/>
+        <w:right w:w="108" w:type="dxa"/>
+      </w:tblCellMar>
     </w:tblPr>
     <w:tcPr>
       <w:shd w:val="clear" w:color="auto" w:fill="FEF4EC" w:themeFill="accent6" w:themeFillTint="19"/>
@@ -14953,9 +15029,6 @@
     <w:name w:val="Colorful Grid"/>
     <w:basedOn w:val="12"/>
     <w:uiPriority w:val="73"/>
-    <w:pPr>
-      <w:spacing w:after="0" w:line="240" w:lineRule="auto"/>
-    </w:pPr>
     <w:rPr>
       <w:color w:val="000000" w:themeColor="text1"/>
       <w14:textFill>
@@ -14968,6 +15041,12 @@
       <w:tblBorders>
         <w:insideH w:val="single" w:color="FFFFFF" w:themeColor="background1" w:sz="4" w:space="0"/>
       </w:tblBorders>
+      <w:tblCellMar>
+        <w:top w:w="0" w:type="dxa"/>
+        <w:left w:w="108" w:type="dxa"/>
+        <w:bottom w:w="0" w:type="dxa"/>
+        <w:right w:w="108" w:type="dxa"/>
+      </w:tblCellMar>
     </w:tblPr>
     <w:tcPr>
       <w:shd w:val="clear" w:color="auto" w:fill="CCCCCC" w:themeFill="text1" w:themeFillTint="33"/>
@@ -15043,9 +15122,6 @@
     <w:name w:val="Colorful Grid Accent 1"/>
     <w:basedOn w:val="12"/>
     <w:uiPriority w:val="73"/>
-    <w:pPr>
-      <w:spacing w:after="0" w:line="240" w:lineRule="auto"/>
-    </w:pPr>
     <w:rPr>
       <w:color w:val="000000" w:themeColor="text1"/>
       <w14:textFill>
@@ -15058,6 +15134,12 @@
       <w:tblBorders>
         <w:insideH w:val="single" w:color="FFFFFF" w:themeColor="background1" w:sz="4" w:space="0"/>
       </w:tblBorders>
+      <w:tblCellMar>
+        <w:top w:w="0" w:type="dxa"/>
+        <w:left w:w="108" w:type="dxa"/>
+        <w:bottom w:w="0" w:type="dxa"/>
+        <w:right w:w="108" w:type="dxa"/>
+      </w:tblCellMar>
     </w:tblPr>
     <w:tcPr>
       <w:shd w:val="clear" w:color="auto" w:fill="DBE5F1" w:themeFill="accent1" w:themeFillTint="33"/>
@@ -15133,9 +15215,6 @@
     <w:name w:val="Colorful Grid Accent 2"/>
     <w:basedOn w:val="12"/>
     <w:uiPriority w:val="73"/>
-    <w:pPr>
-      <w:spacing w:after="0" w:line="240" w:lineRule="auto"/>
-    </w:pPr>
     <w:rPr>
       <w:color w:val="000000" w:themeColor="text1"/>
       <w14:textFill>
@@ -15148,6 +15227,12 @@
       <w:tblBorders>
         <w:insideH w:val="single" w:color="FFFFFF" w:themeColor="background1" w:sz="4" w:space="0"/>
       </w:tblBorders>
+      <w:tblCellMar>
+        <w:top w:w="0" w:type="dxa"/>
+        <w:left w:w="108" w:type="dxa"/>
+        <w:bottom w:w="0" w:type="dxa"/>
+        <w:right w:w="108" w:type="dxa"/>
+      </w:tblCellMar>
     </w:tblPr>
     <w:tcPr>
       <w:shd w:val="clear" w:color="auto" w:fill="F2DBDB" w:themeFill="accent2" w:themeFillTint="33"/>
@@ -15223,9 +15308,6 @@
     <w:name w:val="Colorful Grid Accent 3"/>
     <w:basedOn w:val="12"/>
     <w:uiPriority w:val="73"/>
-    <w:pPr>
-      <w:spacing w:after="0" w:line="240" w:lineRule="auto"/>
-    </w:pPr>
     <w:rPr>
       <w:color w:val="000000" w:themeColor="text1"/>
       <w14:textFill>
@@ -15238,6 +15320,12 @@
       <w:tblBorders>
         <w:insideH w:val="single" w:color="FFFFFF" w:themeColor="background1" w:sz="4" w:space="0"/>
       </w:tblBorders>
+      <w:tblCellMar>
+        <w:top w:w="0" w:type="dxa"/>
+        <w:left w:w="108" w:type="dxa"/>
+        <w:bottom w:w="0" w:type="dxa"/>
+        <w:right w:w="108" w:type="dxa"/>
+      </w:tblCellMar>
     </w:tblPr>
     <w:tcPr>
       <w:shd w:val="clear" w:color="auto" w:fill="EAF1DD" w:themeFill="accent3" w:themeFillTint="33"/>
@@ -15313,9 +15401,6 @@
     <w:name w:val="Colorful Grid Accent 4"/>
     <w:basedOn w:val="12"/>
     <w:uiPriority w:val="73"/>
-    <w:pPr>
-      <w:spacing w:after="0" w:line="240" w:lineRule="auto"/>
-    </w:pPr>
     <w:rPr>
       <w:color w:val="000000" w:themeColor="text1"/>
       <w14:textFill>
@@ -15328,6 +15413,12 @@
       <w:tblBorders>
         <w:insideH w:val="single" w:color="FFFFFF" w:themeColor="background1" w:sz="4" w:space="0"/>
       </w:tblBorders>
+      <w:tblCellMar>
+        <w:top w:w="0" w:type="dxa"/>
+        <w:left w:w="108" w:type="dxa"/>
+        <w:bottom w:w="0" w:type="dxa"/>
+        <w:right w:w="108" w:type="dxa"/>
+      </w:tblCellMar>
     </w:tblPr>
     <w:tcPr>
       <w:shd w:val="clear" w:color="auto" w:fill="E5DFEC" w:themeFill="accent4" w:themeFillTint="33"/>
@@ -15403,9 +15494,6 @@
     <w:name w:val="Colorful Grid Accent 5"/>
     <w:basedOn w:val="12"/>
     <w:uiPriority w:val="73"/>
-    <w:pPr>
-      <w:spacing w:after="0" w:line="240" w:lineRule="auto"/>
-    </w:pPr>
     <w:rPr>
       <w:color w:val="000000" w:themeColor="text1"/>
       <w14:textFill>
@@ -15418,6 +15506,12 @@
       <w:tblBorders>
         <w:insideH w:val="single" w:color="FFFFFF" w:themeColor="background1" w:sz="4" w:space="0"/>
       </w:tblBorders>
+      <w:tblCellMar>
+        <w:top w:w="0" w:type="dxa"/>
+        <w:left w:w="108" w:type="dxa"/>
+        <w:bottom w:w="0" w:type="dxa"/>
+        <w:right w:w="108" w:type="dxa"/>
+      </w:tblCellMar>
     </w:tblPr>
     <w:tcPr>
       <w:shd w:val="clear" w:color="auto" w:fill="DAEEF3" w:themeFill="accent5" w:themeFillTint="33"/>
@@ -15493,9 +15587,6 @@
     <w:name w:val="Colorful Grid Accent 6"/>
     <w:basedOn w:val="12"/>
     <w:uiPriority w:val="73"/>
-    <w:pPr>
-      <w:spacing w:after="0" w:line="240" w:lineRule="auto"/>
-    </w:pPr>
     <w:rPr>
       <w:color w:val="000000" w:themeColor="text1"/>
       <w14:textFill>
@@ -15508,6 +15599,12 @@
       <w:tblBorders>
         <w:insideH w:val="single" w:color="FFFFFF" w:themeColor="background1" w:sz="4" w:space="0"/>
       </w:tblBorders>
+      <w:tblCellMar>
+        <w:top w:w="0" w:type="dxa"/>
+        <w:left w:w="108" w:type="dxa"/>
+        <w:bottom w:w="0" w:type="dxa"/>
+        <w:right w:w="108" w:type="dxa"/>
+      </w:tblCellMar>
     </w:tblPr>
     <w:tcPr>
       <w:shd w:val="clear" w:color="auto" w:fill="FDE9D9" w:themeFill="accent6" w:themeFillTint="33"/>
@@ -15596,9 +15693,6 @@
     <w:name w:val="No Spacing"/>
     <w:qFormat/>
     <w:uiPriority w:val="1"/>
-    <w:pPr>
-      <w:spacing w:after="0" w:line="240" w:lineRule="auto"/>
-    </w:pPr>
     <w:rPr>
       <w:rFonts w:asciiTheme="minorHAnsi" w:hAnsiTheme="minorHAnsi" w:eastAsiaTheme="minorEastAsia" w:cstheme="minorBidi"/>
       <w:sz w:val="22"/>
@@ -15809,6 +15903,7 @@
     <w:basedOn w:val="11"/>
     <w:link w:val="7"/>
     <w:semiHidden/>
+    <w:qFormat/>
     <w:uiPriority w:val="9"/>
     <w:rPr>
       <w:rFonts w:asciiTheme="majorHAnsi" w:hAnsiTheme="majorHAnsi" w:eastAsiaTheme="majorEastAsia" w:cstheme="majorBidi"/>
@@ -15822,6 +15917,7 @@
     <w:basedOn w:val="11"/>
     <w:link w:val="8"/>
     <w:semiHidden/>
+    <w:qFormat/>
     <w:uiPriority w:val="9"/>
     <w:rPr>
       <w:rFonts w:asciiTheme="majorHAnsi" w:hAnsiTheme="majorHAnsi" w:eastAsiaTheme="majorEastAsia" w:cstheme="majorBidi"/>
@@ -15843,6 +15939,7 @@
     <w:basedOn w:val="11"/>
     <w:link w:val="9"/>
     <w:semiHidden/>
+    <w:qFormat/>
     <w:uiPriority w:val="9"/>
     <w:rPr>
       <w:rFonts w:asciiTheme="majorHAnsi" w:hAnsiTheme="majorHAnsi" w:eastAsiaTheme="majorEastAsia" w:cstheme="majorBidi"/>
@@ -15911,6 +16008,7 @@
     <w:name w:val="Intense Quote Char"/>
     <w:basedOn w:val="11"/>
     <w:link w:val="156"/>
+    <w:qFormat/>
     <w:uiPriority w:val="30"/>
     <w:rPr>
       <w:b/>
@@ -15926,7 +16024,7 @@
     </w:rPr>
   </w:style>
   <w:style w:type="character" w:customStyle="1" w:styleId="158">
-    <w:name w:val="Subtle Emphasis"/>
+    <w:name w:val="Subtle Emphasis1"/>
     <w:basedOn w:val="11"/>
     <w:qFormat/>
     <w:uiPriority w:val="19"/>
@@ -15945,7 +16043,7 @@
     </w:rPr>
   </w:style>
   <w:style w:type="character" w:customStyle="1" w:styleId="159">
-    <w:name w:val="Intense Emphasis"/>
+    <w:name w:val="Intense Emphasis1"/>
     <w:basedOn w:val="11"/>
     <w:qFormat/>
     <w:uiPriority w:val="21"/>
@@ -15963,7 +16061,7 @@
     </w:rPr>
   </w:style>
   <w:style w:type="character" w:customStyle="1" w:styleId="160">
-    <w:name w:val="Subtle Reference"/>
+    <w:name w:val="Subtle Reference1"/>
     <w:basedOn w:val="11"/>
     <w:qFormat/>
     <w:uiPriority w:val="31"/>
@@ -15979,7 +16077,7 @@
     </w:rPr>
   </w:style>
   <w:style w:type="character" w:customStyle="1" w:styleId="161">
-    <w:name w:val="Intense Reference"/>
+    <w:name w:val="Intense Reference1"/>
     <w:basedOn w:val="11"/>
     <w:qFormat/>
     <w:uiPriority w:val="32"/>
@@ -15998,7 +16096,7 @@
     </w:rPr>
   </w:style>
   <w:style w:type="character" w:customStyle="1" w:styleId="162">
-    <w:name w:val="Book Title"/>
+    <w:name w:val="Book Title1"/>
     <w:basedOn w:val="11"/>
     <w:qFormat/>
     <w:uiPriority w:val="33"/>
@@ -16010,7 +16108,7 @@
     </w:rPr>
   </w:style>
   <w:style w:type="paragraph" w:customStyle="1" w:styleId="163">
-    <w:name w:val="TOC Heading"/>
+    <w:name w:val="TOC Heading1"/>
     <w:basedOn w:val="2"/>
     <w:next w:val="1"/>
     <w:semiHidden/>
